--- a/Fase 1/Evidencias Grupales/1.5_GuiaEstudiante_Fase 1_Definicion Proyecto APT(Ingles).docx
+++ b/Fase 1/Evidencias Grupales/1.5_GuiaEstudiante_Fase 1_Definicion Proyecto APT(Ingles).docx
@@ -824,14 +824,7 @@
                 <w:b/>
                 <w:lang w:val="en-US"/>
               </w:rPr>
-              <w:t>S</w:t>
-            </w:r>
-            <w:r>
-              <w:rPr>
-                <w:b/>
-                <w:lang w:val="en-US"/>
-              </w:rPr>
-              <w:t>oftware Development</w:t>
+              <w:t>Software Development</w:t>
             </w:r>
           </w:p>
           <w:p>
@@ -1457,8 +1450,17 @@
                 <w:color w:val="1F3864" w:themeColor="accent1" w:themeShade="80"/>
               </w:rPr>
               <w:lastRenderedPageBreak/>
-              <w:t>APT Project Description</w:t>
-            </w:r>
+              <w:t xml:space="preserve">APT Project </w:t>
+            </w:r>
+            <w:proofErr w:type="spellStart"/>
+            <w:r>
+              <w:rPr>
+                <w:rFonts w:ascii="Calibri" w:hAnsi="Calibri"/>
+                <w:color w:val="1F3864" w:themeColor="accent1" w:themeShade="80"/>
+              </w:rPr>
+              <w:t>Description</w:t>
+            </w:r>
+            <w:proofErr w:type="spellEnd"/>
           </w:p>
         </w:tc>
         <w:tc>
@@ -1940,19 +1942,7 @@
                 <w:szCs w:val="20"/>
                 <w:lang w:val="en-US" w:eastAsia="es-CL"/>
               </w:rPr>
-              <w:t>(</w:t>
-            </w:r>
-            <w:r>
-              <w:rPr>
-                <w:rFonts w:ascii="Calibri" w:hAnsi="Calibri" w:cs="Arial"/>
-                <w:i/>
-                <w:iCs/>
-                <w:color w:val="44546A" w:themeColor="text2"/>
-                <w:sz w:val="20"/>
-                <w:szCs w:val="20"/>
-                <w:lang w:val="en-US" w:eastAsia="es-CL"/>
-              </w:rPr>
-              <w:t>3) Required Materials:</w:t>
+              <w:t>(3) Required Materials:</w:t>
             </w:r>
             <w:r>
               <w:rPr>
@@ -2602,408 +2592,1160 @@
     </w:tbl>
     <w:p>
       <w:pPr>
-        <w:spacing w:after="0" w:line="360" w:lineRule="auto"/>
-        <w:jc w:val="both"/>
+        <w:rPr>
+          <w:lang w:val="en-US"/>
+        </w:rPr>
+      </w:pPr>
+      <w:r>
+        <w:rPr>
+          <w:rFonts w:ascii="Calibri" w:hAnsi="Calibri"/>
+          <w:lang w:val="en-US"/>
+        </w:rPr>
+        <w:t>The Traditional approach (SDLC) is discarded because it requires a high volume of formal upfront documentation (Articles of Incorporation, WBS, RACI Matrix, Risk Matrix) before starting development, which does not fit with a project where requirements are still evolving — each meeting with UltraPort has revealed new technical information (stack, scope of INVGATE consumption, deployment constraints). RUP shares that same document loading problem. Design Thinking is oriented towards projects focused on empathy with the end user and divergent prototyping, which does not apply to a backend integration system governed by regulatory requirements. Scrum is the most pertinent option because: (1) it allows the information that UltraPort continues to deliver progressively to be incorporated into successive sprints; (2) the sponsor himself (Enzo Vadillo) warned that the scope will probably require more than one iteration — exactly the incremental Scrum model; and (3) the team is already SCRUM-ITF certified, reducing the adoption curve. The project will be approached under an agile approach (Scrum) The work will be organized in sprints aligned to the CAPSTONE weeks, starting with the survey and formalization of requirements (already initiated through meetings with the client and an ERS document based on the IEEE 830 standard), followed by the design of the architecture and data model, the iterative development of the integration backend with INVGATE, and finally the testing, documentation and preparation of the final presentation. Team roles and responsibilities: Rodrigo: Product Backlog Management, regulatory documentation (Law 21.663), coordination with UltraPort, Sprint facilitation Benjamin: Backend development: INVGATE API integration and timers Both: create and review communication flows, architecture design, testing, retrospectives, and presentations</w:t>
+      </w:r>
+      <w:r>
         <w:rPr>
           <w:b/>
           <w:sz w:val="24"/>
-          <w:szCs w:val="24"/>
+          <w:lang w:val="en-US"/>
+        </w:rPr>
+        <w:br/>
+      </w:r>
+      <w:r>
+        <w:rPr>
+          <w:b/>
+          <w:sz w:val="24"/>
+          <w:lang w:val="en-US"/>
+        </w:rPr>
+        <w:br/>
+      </w:r>
+      <w:r>
+        <w:rPr>
+          <w:b/>
+          <w:sz w:val="24"/>
+          <w:lang w:val="en-US"/>
+        </w:rPr>
+        <w:t>5.1. Specific Requirements</w:t>
+      </w:r>
+    </w:p>
+    <w:p>
+      <w:pPr>
+        <w:rPr>
           <w:lang w:val="en-US"/>
         </w:rPr>
       </w:pPr>
+      <w:r>
+        <w:rPr>
+          <w:lang w:val="en-US"/>
+        </w:rPr>
+        <w:t>Based on the Software Requirements Specification (ERS) version 1.1, the following functional and non-functional requirements provide the basis for the Product Backlog. The ERS contains 16 functional requirements (RF-01 to RF-16) and 9 non-functional requirements (RNF-01 to RNF-09), together with project constraints and items pending validation with Ultraport.</w:t>
+      </w:r>
     </w:p>
     <w:tbl>
       <w:tblPr>
-        <w:tblStyle w:val="Tablaconcuadrcula"/>
-        <w:tblW w:w="9498" w:type="dxa"/>
-        <w:tblInd w:w="-714" w:type="dxa"/>
-        <w:tblBorders>
-          <w:top w:val="single" w:sz="4" w:space="0" w:color="BFBFBF" w:themeColor="background1" w:themeShade="BF"/>
-          <w:left w:val="single" w:sz="4" w:space="0" w:color="BFBFBF" w:themeColor="background1" w:themeShade="BF"/>
-          <w:bottom w:val="single" w:sz="4" w:space="0" w:color="BFBFBF" w:themeColor="background1" w:themeShade="BF"/>
-          <w:right w:val="single" w:sz="4" w:space="0" w:color="BFBFBF" w:themeColor="background1" w:themeShade="BF"/>
-          <w:insideH w:val="single" w:sz="4" w:space="0" w:color="BFBFBF" w:themeColor="background1" w:themeShade="BF"/>
-          <w:insideV w:val="single" w:sz="4" w:space="0" w:color="BFBFBF" w:themeColor="background1" w:themeShade="BF"/>
-        </w:tblBorders>
+        <w:tblW w:w="0" w:type="auto"/>
+        <w:jc w:val="center"/>
         <w:tblLook w:val="04A0" w:firstRow="1" w:lastRow="0" w:firstColumn="1" w:lastColumn="0" w:noHBand="0" w:noVBand="1"/>
       </w:tblPr>
       <w:tblGrid>
-        <w:gridCol w:w="9498"/>
+        <w:gridCol w:w="4238"/>
+        <w:gridCol w:w="4266"/>
       </w:tblGrid>
       <w:tr>
-        <w:tc>
-          <w:tcPr>
-            <w:tcW w:w="9498" w:type="dxa"/>
-          </w:tcPr>
-          <w:p>
-            <w:pPr>
-              <w:jc w:val="center"/>
-              <w:rPr>
-                <w:rFonts w:ascii="Calibri" w:hAnsi="Calibri"/>
-                <w:color w:val="1F3864" w:themeColor="accent1" w:themeShade="80"/>
-              </w:rPr>
-            </w:pPr>
-            <w:r>
-              <w:rPr>
-                <w:rFonts w:ascii="Calibri" w:hAnsi="Calibri"/>
-                <w:color w:val="1F3864" w:themeColor="accent1" w:themeShade="80"/>
-              </w:rPr>
-              <w:t>Methodology Description:</w:t>
+        <w:trPr>
+          <w:jc w:val="center"/>
+        </w:trPr>
+        <w:tc>
+          <w:tcPr>
+            <w:tcW w:w="4320" w:type="dxa"/>
+            <w:shd w:val="clear" w:color="auto" w:fill="D9EAF7"/>
+            <w:vAlign w:val="center"/>
+          </w:tcPr>
+          <w:p>
+            <w:r>
+              <w:rPr>
+                <w:b/>
+                <w:sz w:val="17"/>
+              </w:rPr>
+              <w:t>ID</w:t>
+            </w:r>
+          </w:p>
+        </w:tc>
+        <w:tc>
+          <w:tcPr>
+            <w:tcW w:w="4320" w:type="dxa"/>
+            <w:shd w:val="clear" w:color="auto" w:fill="D9EAF7"/>
+            <w:vAlign w:val="center"/>
+          </w:tcPr>
+          <w:p>
+            <w:r>
+              <w:rPr>
+                <w:b/>
+                <w:sz w:val="17"/>
+              </w:rPr>
+              <w:t>Functional requirement</w:t>
             </w:r>
           </w:p>
         </w:tc>
       </w:tr>
       <w:tr>
         <w:trPr>
-          <w:trHeight w:val="1920"/>
+          <w:jc w:val="center"/>
         </w:trPr>
         <w:tc>
           <w:tcPr>
-            <w:tcW w:w="9498" w:type="dxa"/>
-          </w:tcPr>
-          <w:p>
-            <w:pPr>
-              <w:jc w:val="both"/>
-              <w:rPr>
-                <w:rFonts w:ascii="Calibri" w:hAnsi="Calibri" w:cs="Arial"/>
-                <w:i/>
-                <w:color w:val="44546A" w:themeColor="text2"/>
-                <w:sz w:val="18"/>
-                <w:szCs w:val="20"/>
-                <w:lang w:val="en-US" w:eastAsia="es-CL"/>
-              </w:rPr>
-            </w:pPr>
-            <w:r>
-              <w:rPr>
-                <w:rFonts w:ascii="Calibri" w:hAnsi="Calibri" w:cs="Arial"/>
-                <w:i/>
-                <w:color w:val="44546A" w:themeColor="text2"/>
-                <w:sz w:val="18"/>
-                <w:szCs w:val="20"/>
-                <w:lang w:val="en-US" w:eastAsia="es-CL"/>
-              </w:rPr>
-              <w:t>A Traditional (SDLC) approach was ruled out due to its high volume of required upfront documentation (Project Charter, WBS, RACI Matrix, Risk Matrix) prior to development, which fits poorly with evolving project requirements — each meeting with Ultraport reveals new technical information (stack, INVGATE scope, deployment constraints). RUP suffers from similar documentation overhead. Design Thinking focuses on end-user empathy and divergent prototyping, which does not suit a backend integration system driven by regulatory compliance.</w:t>
-            </w:r>
-          </w:p>
-          <w:p>
-            <w:pPr>
-              <w:jc w:val="both"/>
-              <w:rPr>
-                <w:rFonts w:ascii="Calibri" w:hAnsi="Calibri" w:cs="Arial"/>
-                <w:i/>
-                <w:color w:val="44546A" w:themeColor="text2"/>
-                <w:sz w:val="18"/>
-                <w:szCs w:val="20"/>
-                <w:lang w:val="en-US" w:eastAsia="es-CL"/>
-              </w:rPr>
-            </w:pPr>
-            <w:r>
-              <w:rPr>
-                <w:rFonts w:ascii="Calibri" w:hAnsi="Calibri" w:cs="Arial"/>
-                <w:b/>
-                <w:bCs/>
-                <w:i/>
-                <w:color w:val="44546A" w:themeColor="text2"/>
-                <w:sz w:val="18"/>
-                <w:szCs w:val="20"/>
-                <w:lang w:val="en-US" w:eastAsia="es-CL"/>
-              </w:rPr>
-              <w:t>Scrum</w:t>
-            </w:r>
-            <w:r>
-              <w:rPr>
-                <w:rFonts w:ascii="Calibri" w:hAnsi="Calibri" w:cs="Arial"/>
-                <w:i/>
-                <w:color w:val="44546A" w:themeColor="text2"/>
-                <w:sz w:val="18"/>
-                <w:szCs w:val="20"/>
-                <w:lang w:val="en-US" w:eastAsia="es-CL"/>
-              </w:rPr>
-              <w:t xml:space="preserve"> was selected as the most appropriate framework because: (1) it allows progressive incorporation of </w:t>
-            </w:r>
-            <w:proofErr w:type="spellStart"/>
-            <w:r>
-              <w:rPr>
-                <w:rFonts w:ascii="Calibri" w:hAnsi="Calibri" w:cs="Arial"/>
-                <w:i/>
-                <w:color w:val="44546A" w:themeColor="text2"/>
-                <w:sz w:val="18"/>
-                <w:szCs w:val="20"/>
-                <w:lang w:val="en-US" w:eastAsia="es-CL"/>
-              </w:rPr>
-              <w:t>Ultraport's</w:t>
-            </w:r>
-            <w:proofErr w:type="spellEnd"/>
-            <w:r>
-              <w:rPr>
-                <w:rFonts w:ascii="Calibri" w:hAnsi="Calibri" w:cs="Arial"/>
-                <w:i/>
-                <w:color w:val="44546A" w:themeColor="text2"/>
-                <w:sz w:val="18"/>
-                <w:szCs w:val="20"/>
-                <w:lang w:val="en-US" w:eastAsia="es-CL"/>
-              </w:rPr>
-              <w:t xml:space="preserve"> ongoing technical inputs across sprints; (2) executive sponsor Enzo Vadillo indicated the scope would likely span multiple iterations — perfectly matching Scrum's incremental model; and (3) the team holds SCRUM-ITF certification, shortening the adoption curve.</w:t>
-            </w:r>
-          </w:p>
-          <w:p>
-            <w:pPr>
-              <w:jc w:val="both"/>
-              <w:rPr>
-                <w:rFonts w:ascii="Calibri" w:hAnsi="Calibri" w:cs="Arial"/>
-                <w:i/>
-                <w:color w:val="44546A" w:themeColor="text2"/>
-                <w:sz w:val="18"/>
-                <w:szCs w:val="20"/>
-                <w:lang w:eastAsia="es-CL"/>
-              </w:rPr>
-            </w:pPr>
-            <w:r>
-              <w:rPr>
-                <w:rFonts w:ascii="Calibri" w:hAnsi="Calibri" w:cs="Arial"/>
-                <w:i/>
-                <w:color w:val="44546A" w:themeColor="text2"/>
-                <w:sz w:val="18"/>
-                <w:szCs w:val="20"/>
-                <w:lang w:val="en-US" w:eastAsia="es-CL"/>
-              </w:rPr>
-              <w:t>The project will follow an Agile (Scrum) approach organized into weekly sprints aligned with CAPSTONE milestones. It begins with requirements gathering and formalization (initiated via stakeholder meetings and an IEEE 830-based ERS document), followed by architecture and data model design, iterative development of the INVGATE integration backend, and final testing, documentation, and presentation prep.</w:t>
-            </w:r>
-            <w:r>
-              <w:rPr>
-                <w:rFonts w:ascii="Calibri" w:hAnsi="Calibri" w:cs="Arial"/>
-                <w:i/>
-                <w:color w:val="44546A" w:themeColor="text2"/>
-                <w:sz w:val="18"/>
-                <w:szCs w:val="20"/>
-                <w:lang w:val="en-US" w:eastAsia="es-CL"/>
-              </w:rPr>
-              <w:br/>
-            </w:r>
-            <w:r>
-              <w:rPr>
-                <w:rFonts w:ascii="Calibri" w:hAnsi="Calibri" w:cs="Arial"/>
-                <w:i/>
-                <w:color w:val="44546A" w:themeColor="text2"/>
-                <w:sz w:val="18"/>
-                <w:szCs w:val="20"/>
-                <w:lang w:val="en-US" w:eastAsia="es-CL"/>
-              </w:rPr>
-              <w:br/>
-            </w:r>
-            <w:r>
-              <w:rPr>
-                <w:rFonts w:ascii="Calibri" w:hAnsi="Calibri" w:cs="Arial"/>
-                <w:b/>
-                <w:bCs/>
-                <w:i/>
-                <w:color w:val="44546A" w:themeColor="text2"/>
-                <w:sz w:val="18"/>
-                <w:szCs w:val="20"/>
-                <w:lang w:eastAsia="es-CL"/>
-              </w:rPr>
-              <w:t xml:space="preserve">Team Roles &amp; </w:t>
-            </w:r>
-            <w:proofErr w:type="spellStart"/>
-            <w:r>
-              <w:rPr>
-                <w:rFonts w:ascii="Calibri" w:hAnsi="Calibri" w:cs="Arial"/>
-                <w:b/>
-                <w:bCs/>
-                <w:i/>
-                <w:color w:val="44546A" w:themeColor="text2"/>
-                <w:sz w:val="18"/>
-                <w:szCs w:val="20"/>
-                <w:lang w:eastAsia="es-CL"/>
-              </w:rPr>
-              <w:t>Responsibilities</w:t>
-            </w:r>
-            <w:proofErr w:type="spellEnd"/>
-            <w:r>
-              <w:rPr>
-                <w:rFonts w:ascii="Calibri" w:hAnsi="Calibri" w:cs="Arial"/>
-                <w:b/>
-                <w:bCs/>
-                <w:i/>
-                <w:color w:val="44546A" w:themeColor="text2"/>
-                <w:sz w:val="18"/>
-                <w:szCs w:val="20"/>
-                <w:lang w:eastAsia="es-CL"/>
-              </w:rPr>
-              <w:t>:</w:t>
-            </w:r>
-          </w:p>
-          <w:p>
-            <w:pPr>
-              <w:numPr>
-                <w:ilvl w:val="0"/>
-                <w:numId w:val="9"/>
-              </w:numPr>
-              <w:jc w:val="both"/>
-              <w:rPr>
-                <w:rFonts w:ascii="Calibri" w:hAnsi="Calibri" w:cs="Arial"/>
-                <w:i/>
-                <w:color w:val="44546A" w:themeColor="text2"/>
-                <w:sz w:val="18"/>
-                <w:szCs w:val="20"/>
-                <w:lang w:val="en-US" w:eastAsia="es-CL"/>
-              </w:rPr>
-            </w:pPr>
-            <w:r>
-              <w:rPr>
-                <w:rFonts w:ascii="Calibri" w:hAnsi="Calibri" w:cs="Arial"/>
-                <w:b/>
-                <w:bCs/>
-                <w:i/>
-                <w:color w:val="44546A" w:themeColor="text2"/>
-                <w:sz w:val="18"/>
-                <w:szCs w:val="20"/>
-                <w:lang w:val="en-US" w:eastAsia="es-CL"/>
-              </w:rPr>
-              <w:t>Rodrigo:</w:t>
-            </w:r>
-            <w:r>
-              <w:rPr>
-                <w:rFonts w:ascii="Calibri" w:hAnsi="Calibri" w:cs="Arial"/>
-                <w:i/>
-                <w:color w:val="44546A" w:themeColor="text2"/>
-                <w:sz w:val="18"/>
-                <w:szCs w:val="20"/>
-                <w:lang w:val="en-US" w:eastAsia="es-CL"/>
-              </w:rPr>
-              <w:t xml:space="preserve"> Product Backlog Management, Regulatory Documentation (Law 21.663), Ultraport Stakeholder Coordination, Sprint Facilitation.</w:t>
-            </w:r>
-          </w:p>
-          <w:p>
-            <w:pPr>
-              <w:numPr>
-                <w:ilvl w:val="0"/>
-                <w:numId w:val="9"/>
-              </w:numPr>
-              <w:jc w:val="both"/>
-              <w:rPr>
-                <w:rFonts w:ascii="Calibri" w:hAnsi="Calibri" w:cs="Arial"/>
-                <w:i/>
-                <w:color w:val="44546A" w:themeColor="text2"/>
-                <w:sz w:val="18"/>
-                <w:szCs w:val="20"/>
-                <w:lang w:val="en-US" w:eastAsia="es-CL"/>
-              </w:rPr>
-            </w:pPr>
-            <w:r>
-              <w:rPr>
-                <w:rFonts w:ascii="Calibri" w:hAnsi="Calibri" w:cs="Arial"/>
-                <w:b/>
-                <w:bCs/>
-                <w:i/>
-                <w:color w:val="44546A" w:themeColor="text2"/>
-                <w:sz w:val="18"/>
-                <w:szCs w:val="20"/>
-                <w:lang w:val="en-US" w:eastAsia="es-CL"/>
-              </w:rPr>
-              <w:t>Benjamín:</w:t>
-            </w:r>
-            <w:r>
-              <w:rPr>
-                <w:rFonts w:ascii="Calibri" w:hAnsi="Calibri" w:cs="Arial"/>
-                <w:i/>
-                <w:color w:val="44546A" w:themeColor="text2"/>
-                <w:sz w:val="18"/>
-                <w:szCs w:val="20"/>
-                <w:lang w:val="en-US" w:eastAsia="es-CL"/>
-              </w:rPr>
-              <w:t xml:space="preserve"> Backend Development (INVGATE API integration and timers).</w:t>
-            </w:r>
-          </w:p>
-          <w:p>
-            <w:pPr>
-              <w:numPr>
-                <w:ilvl w:val="0"/>
-                <w:numId w:val="9"/>
-              </w:numPr>
-              <w:jc w:val="both"/>
-              <w:rPr>
-                <w:rFonts w:ascii="Calibri" w:hAnsi="Calibri" w:cs="Arial"/>
-                <w:i/>
-                <w:color w:val="44546A" w:themeColor="text2"/>
-                <w:sz w:val="18"/>
-                <w:szCs w:val="20"/>
-                <w:lang w:val="en-US" w:eastAsia="es-CL"/>
-              </w:rPr>
-            </w:pPr>
-            <w:r>
-              <w:rPr>
-                <w:rFonts w:ascii="Calibri" w:hAnsi="Calibri" w:cs="Arial"/>
-                <w:b/>
-                <w:bCs/>
-                <w:i/>
-                <w:color w:val="44546A" w:themeColor="text2"/>
-                <w:sz w:val="18"/>
-                <w:szCs w:val="20"/>
-                <w:lang w:val="en-US" w:eastAsia="es-CL"/>
-              </w:rPr>
-              <w:t>Both:</w:t>
-            </w:r>
-            <w:r>
-              <w:rPr>
-                <w:rFonts w:ascii="Calibri" w:hAnsi="Calibri" w:cs="Arial"/>
-                <w:i/>
-                <w:color w:val="44546A" w:themeColor="text2"/>
-                <w:sz w:val="18"/>
-                <w:szCs w:val="20"/>
-                <w:lang w:val="en-US" w:eastAsia="es-CL"/>
-              </w:rPr>
-              <w:t xml:space="preserve"> Communication flow design/review, Architecture Design, Testing, Retrospectives, and Presentations.</w:t>
-            </w:r>
-          </w:p>
-          <w:p>
-            <w:pPr>
-              <w:jc w:val="both"/>
-              <w:rPr>
-                <w:rFonts w:ascii="Calibri" w:hAnsi="Calibri" w:cs="Arial"/>
-                <w:i/>
-                <w:color w:val="44546A" w:themeColor="text2"/>
-                <w:sz w:val="18"/>
-                <w:szCs w:val="20"/>
-                <w:lang w:val="en-US" w:eastAsia="es-CL"/>
-              </w:rPr>
-            </w:pPr>
-          </w:p>
-          <w:p>
-            <w:pPr>
-              <w:jc w:val="both"/>
-              <w:rPr>
-                <w:rFonts w:ascii="Calibri" w:hAnsi="Calibri" w:cs="Arial"/>
-                <w:i/>
-                <w:color w:val="FF0000"/>
-                <w:sz w:val="18"/>
-                <w:szCs w:val="20"/>
-                <w:lang w:val="en-US" w:eastAsia="es-CL"/>
-              </w:rPr>
-            </w:pPr>
+            <w:tcW w:w="4320" w:type="dxa"/>
+            <w:vAlign w:val="center"/>
+          </w:tcPr>
+          <w:p>
+            <w:r>
+              <w:rPr>
+                <w:sz w:val="16"/>
+              </w:rPr>
+              <w:t>RF-01</w:t>
+            </w:r>
+          </w:p>
+        </w:tc>
+        <w:tc>
+          <w:tcPr>
+            <w:tcW w:w="4320" w:type="dxa"/>
+            <w:vAlign w:val="center"/>
+          </w:tcPr>
+          <w:p>
+            <w:r>
+              <w:rPr>
+                <w:sz w:val="16"/>
+              </w:rPr>
+              <w:t xml:space="preserve">El sistema debe generar o registrar un ticket en INVGATE para cada incidente de seguridad de la información detectado, a </w:t>
+            </w:r>
+            <w:r>
+              <w:rPr>
+                <w:sz w:val="16"/>
+              </w:rPr>
+              <w:lastRenderedPageBreak/>
+              <w:t>partir de las categorías ya existentes del portal de autoservicio (alerta SIEM, auditoría de cuentas, detección de phishing, bloqueo de puertos, revisión/investigación de vulnerabilidades, acceso a páginas bloqueadas).</w:t>
+            </w:r>
+          </w:p>
+        </w:tc>
+      </w:tr>
+      <w:tr>
+        <w:trPr>
+          <w:jc w:val="center"/>
+        </w:trPr>
+        <w:tc>
+          <w:tcPr>
+            <w:tcW w:w="4320" w:type="dxa"/>
+            <w:vAlign w:val="center"/>
+          </w:tcPr>
+          <w:p>
+            <w:r>
+              <w:rPr>
+                <w:sz w:val="16"/>
+              </w:rPr>
+              <w:lastRenderedPageBreak/>
+              <w:t>RF-02</w:t>
+            </w:r>
+          </w:p>
+        </w:tc>
+        <w:tc>
+          <w:tcPr>
+            <w:tcW w:w="4320" w:type="dxa"/>
+            <w:vAlign w:val="center"/>
+          </w:tcPr>
+          <w:p>
+            <w:r>
+              <w:rPr>
+                <w:sz w:val="16"/>
+              </w:rPr>
+              <w:t>El sistema debe notificar automáticamente a los tres responsables designados (Enzo Vadillo, Gonzalo Crosier y un tercer delegado por confirmar) apenas se crea un ticket de este tipo.</w:t>
+            </w:r>
+          </w:p>
+        </w:tc>
+      </w:tr>
+      <w:tr>
+        <w:trPr>
+          <w:jc w:val="center"/>
+        </w:trPr>
+        <w:tc>
+          <w:tcPr>
+            <w:tcW w:w="4320" w:type="dxa"/>
+            <w:vAlign w:val="center"/>
+          </w:tcPr>
+          <w:p>
+            <w:r>
+              <w:rPr>
+                <w:sz w:val="16"/>
+              </w:rPr>
+              <w:t>RF-03</w:t>
+            </w:r>
+          </w:p>
+        </w:tc>
+        <w:tc>
+          <w:tcPr>
+            <w:tcW w:w="4320" w:type="dxa"/>
+            <w:vAlign w:val="center"/>
+          </w:tcPr>
+          <w:p>
+            <w:r>
+              <w:rPr>
+                <w:sz w:val="16"/>
+              </w:rPr>
+              <w:t>El sistema debe permitir que uno de los tres responsables apruebe y gatille el envío del aviso formal a la ANCI directamente desde el ticket.</w:t>
+            </w:r>
+          </w:p>
+        </w:tc>
+      </w:tr>
+      <w:tr>
+        <w:trPr>
+          <w:jc w:val="center"/>
+        </w:trPr>
+        <w:tc>
+          <w:tcPr>
+            <w:tcW w:w="4320" w:type="dxa"/>
+            <w:vAlign w:val="center"/>
+          </w:tcPr>
+          <w:p>
+            <w:r>
+              <w:rPr>
+                <w:sz w:val="16"/>
+              </w:rPr>
+              <w:t>RF-04</w:t>
+            </w:r>
+          </w:p>
+        </w:tc>
+        <w:tc>
+          <w:tcPr>
+            <w:tcW w:w="4320" w:type="dxa"/>
+            <w:vAlign w:val="center"/>
+          </w:tcPr>
+          <w:p>
+            <w:r>
+              <w:rPr>
+                <w:sz w:val="16"/>
+              </w:rPr>
+              <w:t>El sistema debe permitir descartar un ticket como falso positivo, deteniendo el flujo de notificación a la ANCI.</w:t>
+            </w:r>
+          </w:p>
+        </w:tc>
+      </w:tr>
+      <w:tr>
+        <w:trPr>
+          <w:jc w:val="center"/>
+        </w:trPr>
+        <w:tc>
+          <w:tcPr>
+            <w:tcW w:w="4320" w:type="dxa"/>
+            <w:vAlign w:val="center"/>
+          </w:tcPr>
+          <w:p>
+            <w:r>
+              <w:rPr>
+                <w:sz w:val="16"/>
+              </w:rPr>
+              <w:t>RF-05</w:t>
+            </w:r>
+          </w:p>
+        </w:tc>
+        <w:tc>
+          <w:tcPr>
+            <w:tcW w:w="4320" w:type="dxa"/>
+            <w:vAlign w:val="center"/>
+          </w:tcPr>
+          <w:p>
+            <w:r>
+              <w:rPr>
+                <w:sz w:val="16"/>
+              </w:rPr>
+              <w:t>El sistema debe registrar en el ticket la evidencia de que el aviso temprano (3h) fue enviado a la ANCI.</w:t>
+            </w:r>
+          </w:p>
+        </w:tc>
+      </w:tr>
+      <w:tr>
+        <w:trPr>
+          <w:jc w:val="center"/>
+        </w:trPr>
+        <w:tc>
+          <w:tcPr>
+            <w:tcW w:w="4320" w:type="dxa"/>
+            <w:vAlign w:val="center"/>
+          </w:tcPr>
+          <w:p>
+            <w:r>
+              <w:rPr>
+                <w:sz w:val="16"/>
+              </w:rPr>
+              <w:t>RF-06</w:t>
+            </w:r>
+          </w:p>
+        </w:tc>
+        <w:tc>
+          <w:tcPr>
+            <w:tcW w:w="4320" w:type="dxa"/>
+            <w:vAlign w:val="center"/>
+          </w:tcPr>
+          <w:p>
+            <w:r>
+              <w:rPr>
+                <w:sz w:val="16"/>
+              </w:rPr>
+              <w:t>El sistema debe registrar en el ticket la respuesta de la ANCI, incluyendo el ID o código de soporte asociado a la comunicación.</w:t>
+            </w:r>
+          </w:p>
+        </w:tc>
+      </w:tr>
+      <w:tr>
+        <w:trPr>
+          <w:jc w:val="center"/>
+        </w:trPr>
+        <w:tc>
+          <w:tcPr>
+            <w:tcW w:w="4320" w:type="dxa"/>
+            <w:vAlign w:val="center"/>
+          </w:tcPr>
+          <w:p>
+            <w:r>
+              <w:rPr>
+                <w:sz w:val="16"/>
+              </w:rPr>
+              <w:t>RF-07</w:t>
+            </w:r>
+          </w:p>
+        </w:tc>
+        <w:tc>
+          <w:tcPr>
+            <w:tcW w:w="4320" w:type="dxa"/>
+            <w:vAlign w:val="center"/>
+          </w:tcPr>
+          <w:p>
+            <w:r>
+              <w:rPr>
+                <w:sz w:val="16"/>
+              </w:rPr>
+              <w:t>El sistema debe detectar automáticamente cuándo corresponde generar el reporte de actualización (72 horas) y proponer un borrador basado en la información ya cargada en el ticket.</w:t>
+            </w:r>
+          </w:p>
+        </w:tc>
+      </w:tr>
+      <w:tr>
+        <w:trPr>
+          <w:jc w:val="center"/>
+        </w:trPr>
+        <w:tc>
+          <w:tcPr>
+            <w:tcW w:w="4320" w:type="dxa"/>
+            <w:vAlign w:val="center"/>
+          </w:tcPr>
+          <w:p>
+            <w:r>
+              <w:rPr>
+                <w:sz w:val="16"/>
+              </w:rPr>
+              <w:t>RF-08</w:t>
+            </w:r>
+          </w:p>
+        </w:tc>
+        <w:tc>
+          <w:tcPr>
+            <w:tcW w:w="4320" w:type="dxa"/>
+            <w:vAlign w:val="center"/>
+          </w:tcPr>
+          <w:p>
+            <w:r>
+              <w:rPr>
+                <w:sz w:val="16"/>
+              </w:rPr>
+              <w:t>El sistema debe almacenar el informe de actualización enviado y la respuesta correspondiente de la ANCI dentro del mismo ticket.</w:t>
+            </w:r>
+          </w:p>
+        </w:tc>
+      </w:tr>
+      <w:tr>
+        <w:trPr>
+          <w:jc w:val="center"/>
+        </w:trPr>
+        <w:tc>
+          <w:tcPr>
+            <w:tcW w:w="4320" w:type="dxa"/>
+            <w:vAlign w:val="center"/>
+          </w:tcPr>
+          <w:p>
+            <w:r>
+              <w:rPr>
+                <w:sz w:val="16"/>
+              </w:rPr>
+              <w:t>RF-09</w:t>
+            </w:r>
+          </w:p>
+        </w:tc>
+        <w:tc>
+          <w:tcPr>
+            <w:tcW w:w="4320" w:type="dxa"/>
+            <w:vAlign w:val="center"/>
+          </w:tcPr>
+          <w:p>
+            <w:r>
+              <w:rPr>
+                <w:sz w:val="16"/>
+              </w:rPr>
+              <w:t>El sistema debe generar el informe final de cierre (hasta 15 días corridos desde la alerta temprana) de forma análoga al informe de actualización, complementando lo ya redactado.</w:t>
+            </w:r>
+          </w:p>
+        </w:tc>
+      </w:tr>
+      <w:tr>
+        <w:trPr>
+          <w:jc w:val="center"/>
+        </w:trPr>
+        <w:tc>
+          <w:tcPr>
+            <w:tcW w:w="4320" w:type="dxa"/>
+            <w:vAlign w:val="center"/>
+          </w:tcPr>
+          <w:p>
+            <w:r>
+              <w:rPr>
+                <w:sz w:val="16"/>
+              </w:rPr>
+              <w:t>RF-10</w:t>
+            </w:r>
+          </w:p>
+        </w:tc>
+        <w:tc>
+          <w:tcPr>
+            <w:tcW w:w="4320" w:type="dxa"/>
+            <w:vAlign w:val="center"/>
+          </w:tcPr>
+          <w:p>
+            <w:r>
+              <w:rPr>
+                <w:sz w:val="16"/>
+              </w:rPr>
+              <w:t>El sistema debe interceptar correos entrantes de la propia ANCI y, si corresponden a un caso nuevo no reportado previamente, generar automáticamente un ticket.</w:t>
+            </w:r>
+          </w:p>
+        </w:tc>
+      </w:tr>
+      <w:tr>
+        <w:trPr>
+          <w:jc w:val="center"/>
+        </w:trPr>
+        <w:tc>
+          <w:tcPr>
+            <w:tcW w:w="4320" w:type="dxa"/>
+            <w:vAlign w:val="center"/>
+          </w:tcPr>
+          <w:p>
+            <w:r>
+              <w:rPr>
+                <w:sz w:val="16"/>
+              </w:rPr>
+              <w:t>RF-11</w:t>
+            </w:r>
+          </w:p>
+        </w:tc>
+        <w:tc>
+          <w:tcPr>
+            <w:tcW w:w="4320" w:type="dxa"/>
+            <w:vAlign w:val="center"/>
+          </w:tcPr>
+          <w:p>
+            <w:r>
+              <w:rPr>
+                <w:sz w:val="16"/>
+              </w:rPr>
+              <w:t>El sistema debe detectar correos entrantes de la ANCI que respondan a un caso ya abierto (vía ID de seguimiento) y complementar automáticamente la bitácora del ticket existente.</w:t>
+            </w:r>
+          </w:p>
+        </w:tc>
+      </w:tr>
+      <w:tr>
+        <w:trPr>
+          <w:jc w:val="center"/>
+        </w:trPr>
+        <w:tc>
+          <w:tcPr>
+            <w:tcW w:w="4320" w:type="dxa"/>
+            <w:vAlign w:val="center"/>
+          </w:tcPr>
+          <w:p>
+            <w:r>
+              <w:rPr>
+                <w:sz w:val="16"/>
+              </w:rPr>
+              <w:t>RF-12</w:t>
+            </w:r>
+          </w:p>
+        </w:tc>
+        <w:tc>
+          <w:tcPr>
+            <w:tcW w:w="4320" w:type="dxa"/>
+            <w:vAlign w:val="center"/>
+          </w:tcPr>
+          <w:p>
+            <w:r>
+              <w:rPr>
+                <w:sz w:val="16"/>
+              </w:rPr>
+              <w:t>El sistema debe incluir y exigir como mínimo los campos que dicta el reglamento de la Ley 21.663: fecha/hora de detección, tipo de incidente, activos afectados, evidencia/indicios (IoCs) e impacto/repercusiones preliminares.</w:t>
+            </w:r>
+          </w:p>
+        </w:tc>
+      </w:tr>
+      <w:tr>
+        <w:trPr>
+          <w:jc w:val="center"/>
+        </w:trPr>
+        <w:tc>
+          <w:tcPr>
+            <w:tcW w:w="4320" w:type="dxa"/>
+            <w:vAlign w:val="center"/>
+          </w:tcPr>
+          <w:p>
+            <w:r>
+              <w:rPr>
+                <w:sz w:val="16"/>
+              </w:rPr>
+              <w:t>RF-13</w:t>
+            </w:r>
+          </w:p>
+        </w:tc>
+        <w:tc>
+          <w:tcPr>
+            <w:tcW w:w="4320" w:type="dxa"/>
+            <w:vAlign w:val="center"/>
+          </w:tcPr>
+          <w:p>
+            <w:r>
+              <w:rPr>
+                <w:sz w:val="16"/>
+              </w:rPr>
+              <w:t>El sistema debe iniciar automáticamente el cronómetro SLA de 3 horas al ingresar un valor en el campo "Fecha/Hora de Detección", independiente de la fecha/hora de creación sistémica del ticket.</w:t>
+            </w:r>
+          </w:p>
+        </w:tc>
+      </w:tr>
+      <w:tr>
+        <w:trPr>
+          <w:jc w:val="center"/>
+        </w:trPr>
+        <w:tc>
+          <w:tcPr>
+            <w:tcW w:w="4320" w:type="dxa"/>
+            <w:vAlign w:val="center"/>
+          </w:tcPr>
+          <w:p>
+            <w:r>
+              <w:rPr>
+                <w:sz w:val="16"/>
+              </w:rPr>
+              <w:t>RF-14</w:t>
+            </w:r>
+          </w:p>
+        </w:tc>
+        <w:tc>
+          <w:tcPr>
+            <w:tcW w:w="4320" w:type="dxa"/>
+            <w:vAlign w:val="center"/>
+          </w:tcPr>
+          <w:p>
+            <w:r>
+              <w:rPr>
+                <w:sz w:val="16"/>
+              </w:rPr>
+              <w:t>El sistema debe incluir un campo de validación obligatoria "¿Involucra Datos Personales?". Si el valor es afirmativo, debe bloquear el flujo de envío automatizado y derivar el caso a revisión manual.</w:t>
+            </w:r>
+          </w:p>
+        </w:tc>
+      </w:tr>
+      <w:tr>
+        <w:trPr>
+          <w:jc w:val="center"/>
+        </w:trPr>
+        <w:tc>
+          <w:tcPr>
+            <w:tcW w:w="4320" w:type="dxa"/>
+            <w:vAlign w:val="center"/>
+          </w:tcPr>
+          <w:p>
+            <w:r>
+              <w:rPr>
+                <w:sz w:val="16"/>
+              </w:rPr>
+              <w:t>RF-15</w:t>
+            </w:r>
+          </w:p>
+        </w:tc>
+        <w:tc>
+          <w:tcPr>
+            <w:tcW w:w="4320" w:type="dxa"/>
+            <w:vAlign w:val="center"/>
+          </w:tcPr>
+          <w:p>
+            <w:r>
+              <w:rPr>
+                <w:sz w:val="16"/>
+              </w:rPr>
+              <w:t>Los informes generados por el sistema deben basarse y autocompletarse a partir de las plantillas ya existentes de UltraPort (acta, EPR, informe).</w:t>
+            </w:r>
+          </w:p>
+        </w:tc>
+      </w:tr>
+      <w:tr>
+        <w:trPr>
+          <w:jc w:val="center"/>
+        </w:trPr>
+        <w:tc>
+          <w:tcPr>
+            <w:tcW w:w="4320" w:type="dxa"/>
+            <w:vAlign w:val="center"/>
+          </w:tcPr>
+          <w:p>
+            <w:r>
+              <w:rPr>
+                <w:sz w:val="16"/>
+              </w:rPr>
+              <w:lastRenderedPageBreak/>
+              <w:t>RF-16</w:t>
+            </w:r>
+          </w:p>
+        </w:tc>
+        <w:tc>
+          <w:tcPr>
+            <w:tcW w:w="4320" w:type="dxa"/>
+            <w:vAlign w:val="center"/>
+          </w:tcPr>
+          <w:p>
+            <w:r>
+              <w:rPr>
+                <w:sz w:val="16"/>
+              </w:rPr>
+              <w:t>El sistema debe contemplar y documentar un mecanismo alternativo (fuera de INVGATE) que garantice la notificación en caso de caída de los sistemas internos.</w:t>
+            </w:r>
+          </w:p>
+        </w:tc>
+      </w:tr>
+    </w:tbl>
+    <w:p/>
+    <w:tbl>
+      <w:tblPr>
+        <w:tblW w:w="0" w:type="auto"/>
+        <w:jc w:val="center"/>
+        <w:tblLook w:val="04A0" w:firstRow="1" w:lastRow="0" w:firstColumn="1" w:lastColumn="0" w:noHBand="0" w:noVBand="1"/>
+      </w:tblPr>
+      <w:tblGrid>
+        <w:gridCol w:w="2821"/>
+        <w:gridCol w:w="2841"/>
+        <w:gridCol w:w="2842"/>
+      </w:tblGrid>
+      <w:tr>
+        <w:trPr>
+          <w:jc w:val="center"/>
+        </w:trPr>
+        <w:tc>
+          <w:tcPr>
+            <w:tcW w:w="2880" w:type="dxa"/>
+            <w:shd w:val="clear" w:color="auto" w:fill="D9EAF7"/>
+            <w:vAlign w:val="center"/>
+          </w:tcPr>
+          <w:p>
+            <w:r>
+              <w:rPr>
+                <w:b/>
+                <w:sz w:val="17"/>
+              </w:rPr>
+              <w:t>ID</w:t>
+            </w:r>
+          </w:p>
+        </w:tc>
+        <w:tc>
+          <w:tcPr>
+            <w:tcW w:w="2880" w:type="dxa"/>
+            <w:shd w:val="clear" w:color="auto" w:fill="D9EAF7"/>
+            <w:vAlign w:val="center"/>
+          </w:tcPr>
+          <w:p>
+            <w:r>
+              <w:rPr>
+                <w:b/>
+                <w:sz w:val="17"/>
+              </w:rPr>
+              <w:t>Category</w:t>
+            </w:r>
+          </w:p>
+        </w:tc>
+        <w:tc>
+          <w:tcPr>
+            <w:tcW w:w="2880" w:type="dxa"/>
+            <w:shd w:val="clear" w:color="auto" w:fill="D9EAF7"/>
+            <w:vAlign w:val="center"/>
+          </w:tcPr>
+          <w:p>
+            <w:r>
+              <w:rPr>
+                <w:b/>
+                <w:sz w:val="17"/>
+              </w:rPr>
+              <w:t>Non-functional requirement</w:t>
+            </w:r>
+          </w:p>
+        </w:tc>
+      </w:tr>
+      <w:tr>
+        <w:trPr>
+          <w:jc w:val="center"/>
+        </w:trPr>
+        <w:tc>
+          <w:tcPr>
+            <w:tcW w:w="2880" w:type="dxa"/>
+            <w:vAlign w:val="center"/>
+          </w:tcPr>
+          <w:p>
+            <w:r>
+              <w:rPr>
+                <w:sz w:val="16"/>
+              </w:rPr>
+              <w:t>RNF-01</w:t>
+            </w:r>
+          </w:p>
+        </w:tc>
+        <w:tc>
+          <w:tcPr>
+            <w:tcW w:w="2880" w:type="dxa"/>
+            <w:vAlign w:val="center"/>
+          </w:tcPr>
+          <w:p>
+            <w:r>
+              <w:rPr>
+                <w:sz w:val="16"/>
+              </w:rPr>
+              <w:t>Cumplimiento normativo</w:t>
+            </w:r>
+          </w:p>
+        </w:tc>
+        <w:tc>
+          <w:tcPr>
+            <w:tcW w:w="2880" w:type="dxa"/>
+            <w:vAlign w:val="center"/>
+          </w:tcPr>
+          <w:p>
+            <w:r>
+              <w:rPr>
+                <w:sz w:val="16"/>
+              </w:rPr>
+              <w:t>El sistema debe garantizar la trazabilidad de los plazos legales establecidos por la Ley 21.663: 3 horas (alerta temprana), 72 horas (reporte de actualización) y 15 días corridos (informe final).</w:t>
+            </w:r>
+          </w:p>
+        </w:tc>
+      </w:tr>
+      <w:tr>
+        <w:trPr>
+          <w:jc w:val="center"/>
+        </w:trPr>
+        <w:tc>
+          <w:tcPr>
+            <w:tcW w:w="2880" w:type="dxa"/>
+            <w:vAlign w:val="center"/>
+          </w:tcPr>
+          <w:p>
+            <w:r>
+              <w:rPr>
+                <w:sz w:val="16"/>
+              </w:rPr>
+              <w:t>RNF-02</w:t>
+            </w:r>
+          </w:p>
+        </w:tc>
+        <w:tc>
+          <w:tcPr>
+            <w:tcW w:w="2880" w:type="dxa"/>
+            <w:vAlign w:val="center"/>
+          </w:tcPr>
+          <w:p>
+            <w:r>
+              <w:rPr>
+                <w:sz w:val="16"/>
+              </w:rPr>
+              <w:t>Disponibilidad</w:t>
+            </w:r>
+          </w:p>
+        </w:tc>
+        <w:tc>
+          <w:tcPr>
+            <w:tcW w:w="2880" w:type="dxa"/>
+            <w:vAlign w:val="center"/>
+          </w:tcPr>
+          <w:p>
+            <w:r>
+              <w:rPr>
+                <w:sz w:val="16"/>
+              </w:rPr>
+              <w:t>El sistema debe operar de forma continua (24 horas x 7 días x 365 días al año), dado que UltraPort opera de manera ininterrumpida a lo largo de todo Chile.</w:t>
+            </w:r>
+          </w:p>
+        </w:tc>
+      </w:tr>
+      <w:tr>
+        <w:trPr>
+          <w:jc w:val="center"/>
+        </w:trPr>
+        <w:tc>
+          <w:tcPr>
+            <w:tcW w:w="2880" w:type="dxa"/>
+            <w:vAlign w:val="center"/>
+          </w:tcPr>
+          <w:p>
+            <w:r>
+              <w:rPr>
+                <w:sz w:val="16"/>
+              </w:rPr>
+              <w:t>RNF-03</w:t>
+            </w:r>
+          </w:p>
+        </w:tc>
+        <w:tc>
+          <w:tcPr>
+            <w:tcW w:w="2880" w:type="dxa"/>
+            <w:vAlign w:val="center"/>
+          </w:tcPr>
+          <w:p>
+            <w:r>
+              <w:rPr>
+                <w:sz w:val="16"/>
+              </w:rPr>
+              <w:t>Confiabilidad / tolerancia a fallos</w:t>
+            </w:r>
+          </w:p>
+        </w:tc>
+        <w:tc>
+          <w:tcPr>
+            <w:tcW w:w="2880" w:type="dxa"/>
+            <w:vAlign w:val="center"/>
+          </w:tcPr>
+          <w:p>
+            <w:r>
+              <w:rPr>
+                <w:sz w:val="16"/>
+              </w:rPr>
+              <w:t>El flujo de gestión de la notificación no debe depender exclusivamente de la disponibilidad de INVGATE para garantizar el cumplimiento del reporte a la ANCI.</w:t>
+            </w:r>
+          </w:p>
+        </w:tc>
+      </w:tr>
+      <w:tr>
+        <w:trPr>
+          <w:jc w:val="center"/>
+        </w:trPr>
+        <w:tc>
+          <w:tcPr>
+            <w:tcW w:w="2880" w:type="dxa"/>
+            <w:vAlign w:val="center"/>
+          </w:tcPr>
+          <w:p>
+            <w:r>
+              <w:rPr>
+                <w:sz w:val="16"/>
+              </w:rPr>
+              <w:t>RNF-04</w:t>
+            </w:r>
+          </w:p>
+        </w:tc>
+        <w:tc>
+          <w:tcPr>
+            <w:tcW w:w="2880" w:type="dxa"/>
+            <w:vAlign w:val="center"/>
+          </w:tcPr>
+          <w:p>
+            <w:r>
+              <w:rPr>
+                <w:sz w:val="16"/>
+              </w:rPr>
+              <w:t>Compatibilidad</w:t>
+            </w:r>
+          </w:p>
+        </w:tc>
+        <w:tc>
+          <w:tcPr>
+            <w:tcW w:w="2880" w:type="dxa"/>
+            <w:vAlign w:val="center"/>
+          </w:tcPr>
+          <w:p>
+            <w:r>
+              <w:rPr>
+                <w:sz w:val="16"/>
+              </w:rPr>
+              <w:t>El sistema debe ajustarse a las metodologías de proyecto y estándares de desarrollo ya vigentes en UltraPort.</w:t>
+            </w:r>
+          </w:p>
+        </w:tc>
+      </w:tr>
+      <w:tr>
+        <w:trPr>
+          <w:jc w:val="center"/>
+        </w:trPr>
+        <w:tc>
+          <w:tcPr>
+            <w:tcW w:w="2880" w:type="dxa"/>
+            <w:vAlign w:val="center"/>
+          </w:tcPr>
+          <w:p>
+            <w:r>
+              <w:rPr>
+                <w:sz w:val="16"/>
+              </w:rPr>
+              <w:t>RNF-05</w:t>
+            </w:r>
+          </w:p>
+        </w:tc>
+        <w:tc>
+          <w:tcPr>
+            <w:tcW w:w="2880" w:type="dxa"/>
+            <w:vAlign w:val="center"/>
+          </w:tcPr>
+          <w:p>
+            <w:r>
+              <w:rPr>
+                <w:sz w:val="16"/>
+              </w:rPr>
+              <w:t>Escalabilidad regulatoria</w:t>
+            </w:r>
+          </w:p>
+        </w:tc>
+        <w:tc>
+          <w:tcPr>
+            <w:tcW w:w="2880" w:type="dxa"/>
+            <w:vAlign w:val="center"/>
+          </w:tcPr>
+          <w:p>
+            <w:r>
+              <w:rPr>
+                <w:sz w:val="16"/>
+              </w:rPr>
+              <w:t>La configuración de los SLA debe permitir edición ágil, anticipando una exigencia mayor (ej. reducción del plazo del segundo reporte a 24 horas) si UltraPort es calificada como Operador de Importancia Vital (OIV).</w:t>
+            </w:r>
+          </w:p>
+        </w:tc>
+      </w:tr>
+      <w:tr>
+        <w:trPr>
+          <w:jc w:val="center"/>
+        </w:trPr>
+        <w:tc>
+          <w:tcPr>
+            <w:tcW w:w="2880" w:type="dxa"/>
+            <w:vAlign w:val="center"/>
+          </w:tcPr>
+          <w:p>
+            <w:r>
+              <w:rPr>
+                <w:sz w:val="16"/>
+              </w:rPr>
+              <w:t>RNF-06</w:t>
+            </w:r>
+          </w:p>
+        </w:tc>
+        <w:tc>
+          <w:tcPr>
+            <w:tcW w:w="2880" w:type="dxa"/>
+            <w:vAlign w:val="center"/>
+          </w:tcPr>
+          <w:p>
+            <w:r>
+              <w:rPr>
+                <w:sz w:val="16"/>
+              </w:rPr>
+              <w:t>Trazabilidad / auditabilidad</w:t>
+            </w:r>
+          </w:p>
+        </w:tc>
+        <w:tc>
+          <w:tcPr>
+            <w:tcW w:w="2880" w:type="dxa"/>
+            <w:vAlign w:val="center"/>
+          </w:tcPr>
+          <w:p>
+            <w:r>
+              <w:rPr>
+                <w:sz w:val="16"/>
+              </w:rPr>
+              <w:t>Toda acción relevante del proceso (creación del ticket, cambios de estado, aprobaciones, respuestas de la ANCI, generación de informes) debe quedar registrada cronológicamente y de forma inalterable en el ticket.</w:t>
+            </w:r>
+          </w:p>
+        </w:tc>
+      </w:tr>
+      <w:tr>
+        <w:trPr>
+          <w:jc w:val="center"/>
+        </w:trPr>
+        <w:tc>
+          <w:tcPr>
+            <w:tcW w:w="2880" w:type="dxa"/>
+            <w:vAlign w:val="center"/>
+          </w:tcPr>
+          <w:p>
+            <w:r>
+              <w:rPr>
+                <w:sz w:val="16"/>
+              </w:rPr>
+              <w:t>RNF-07</w:t>
+            </w:r>
+          </w:p>
+        </w:tc>
+        <w:tc>
+          <w:tcPr>
+            <w:tcW w:w="2880" w:type="dxa"/>
+            <w:vAlign w:val="center"/>
+          </w:tcPr>
+          <w:p>
+            <w:r>
+              <w:rPr>
+                <w:sz w:val="16"/>
+              </w:rPr>
+              <w:t>Arquitectura / interoperabilidad</w:t>
+            </w:r>
+          </w:p>
+        </w:tc>
+        <w:tc>
+          <w:tcPr>
+            <w:tcW w:w="2880" w:type="dxa"/>
+            <w:vAlign w:val="center"/>
+          </w:tcPr>
+          <w:p>
+            <w:r>
+              <w:rPr>
+                <w:sz w:val="16"/>
+              </w:rPr>
+              <w:t>La automatización debe construirse preferentemente sobre las capacidades nativas de INVGATE (workflows, triggers, reglas de correo entrante), evitando depender de servidores intermedios de terceros salvo que sea estrictamente necesario.</w:t>
+            </w:r>
+          </w:p>
+        </w:tc>
+      </w:tr>
+      <w:tr>
+        <w:trPr>
+          <w:jc w:val="center"/>
+        </w:trPr>
+        <w:tc>
+          <w:tcPr>
+            <w:tcW w:w="2880" w:type="dxa"/>
+            <w:vAlign w:val="center"/>
+          </w:tcPr>
+          <w:p>
+            <w:r>
+              <w:rPr>
+                <w:sz w:val="16"/>
+              </w:rPr>
+              <w:t>RNF-08</w:t>
+            </w:r>
+          </w:p>
+        </w:tc>
+        <w:tc>
+          <w:tcPr>
+            <w:tcW w:w="2880" w:type="dxa"/>
+            <w:vAlign w:val="center"/>
+          </w:tcPr>
+          <w:p>
+            <w:r>
+              <w:rPr>
+                <w:sz w:val="16"/>
+              </w:rPr>
+              <w:t>Seguridad de acceso</w:t>
+            </w:r>
+          </w:p>
+        </w:tc>
+        <w:tc>
+          <w:tcPr>
+            <w:tcW w:w="2880" w:type="dxa"/>
+            <w:vAlign w:val="center"/>
+          </w:tcPr>
+          <w:p>
+            <w:r>
+              <w:rPr>
+                <w:sz w:val="16"/>
+              </w:rPr>
+              <w:t>La acción de aprobar y ejecutar el envío al portal de la ANCI debe estar restringida por control de acceso basado en roles (RBAC), exclusivamente a los perfiles de los responsables autorizados.</w:t>
+            </w:r>
+          </w:p>
+        </w:tc>
+      </w:tr>
+      <w:tr>
+        <w:trPr>
+          <w:jc w:val="center"/>
+        </w:trPr>
+        <w:tc>
+          <w:tcPr>
+            <w:tcW w:w="2880" w:type="dxa"/>
+            <w:vAlign w:val="center"/>
+          </w:tcPr>
+          <w:p>
+            <w:r>
+              <w:rPr>
+                <w:sz w:val="16"/>
+              </w:rPr>
+              <w:t>RNF-09</w:t>
+            </w:r>
+          </w:p>
+        </w:tc>
+        <w:tc>
+          <w:tcPr>
+            <w:tcW w:w="2880" w:type="dxa"/>
+            <w:vAlign w:val="center"/>
+          </w:tcPr>
+          <w:p>
+            <w:r>
+              <w:rPr>
+                <w:sz w:val="16"/>
+              </w:rPr>
+              <w:t>Usabilidad</w:t>
+            </w:r>
+          </w:p>
+        </w:tc>
+        <w:tc>
+          <w:tcPr>
+            <w:tcW w:w="2880" w:type="dxa"/>
+            <w:vAlign w:val="center"/>
+          </w:tcPr>
+          <w:p>
+            <w:r>
+              <w:rPr>
+                <w:sz w:val="16"/>
+              </w:rPr>
+              <w:t>El flujo de aprobación debe requerir la menor cantidad de interacciones posibles (idealmente "un clic"), dada la ventana de tiempo crítica de 3 horas.</w:t>
+            </w:r>
           </w:p>
         </w:tc>
       </w:tr>
     </w:tbl>
     <w:p>
       <w:pPr>
-        <w:spacing w:after="0" w:line="360" w:lineRule="auto"/>
-        <w:jc w:val="both"/>
         <w:rPr>
-          <w:b/>
-          <w:sz w:val="24"/>
-          <w:szCs w:val="24"/>
           <w:lang w:val="en-US"/>
         </w:rPr>
       </w:pPr>
+      <w:r>
+        <w:rPr>
+          <w:lang w:val="en-US"/>
+        </w:rPr>
+        <w:lastRenderedPageBreak/>
+        <w:t xml:space="preserve">These requirements are </w:t>
+      </w:r>
+      <w:proofErr w:type="gramStart"/>
+      <w:r>
+        <w:rPr>
+          <w:lang w:val="en-US"/>
+        </w:rPr>
+        <w:t>the technical reference</w:t>
+      </w:r>
+      <w:proofErr w:type="gramEnd"/>
+      <w:r>
+        <w:rPr>
+          <w:lang w:val="en-US"/>
+        </w:rPr>
+        <w:t xml:space="preserve"> for the user stories. The RF/HU relationship is made explicit in the Product Backlog to preserve traceability between requirements and planned work.</w:t>
+      </w:r>
     </w:p>
     <w:p>
       <w:pPr>
-        <w:spacing w:after="0" w:line="240" w:lineRule="auto"/>
         <w:rPr>
-          <w:b/>
-          <w:sz w:val="24"/>
-          <w:szCs w:val="24"/>
           <w:lang w:val="en-US"/>
         </w:rPr>
       </w:pPr>
@@ -3011,10 +3753,1531 @@
         <w:rPr>
           <w:b/>
           <w:sz w:val="24"/>
-          <w:szCs w:val="24"/>
           <w:lang w:val="en-US"/>
         </w:rPr>
-        <w:br w:type="page"/>
+        <w:t>5.2. Project Management and Product Backlog in Trello</w:t>
+      </w:r>
+    </w:p>
+    <w:p>
+      <w:pPr>
+        <w:rPr>
+          <w:lang w:val="en-US"/>
+        </w:rPr>
+      </w:pPr>
+      <w:r>
+        <w:rPr>
+          <w:lang w:val="en-US"/>
+        </w:rPr>
+        <w:t>The Trello board “SITRAC-ANCI — Product Backlog” was implemented as the project's work-management instrument. It translates the ERS requirements into a Scrum workflow, keeping the product vision, entry and completion criteria, Product Backlog, work states, and blockers in one place.</w:t>
+      </w:r>
+    </w:p>
+    <w:p>
+      <w:pPr>
+        <w:rPr>
+          <w:lang w:val="en-US"/>
+        </w:rPr>
+      </w:pPr>
+      <w:r>
+        <w:rPr>
+          <w:b/>
+          <w:lang w:val="en-US"/>
+        </w:rPr>
+        <w:t>5.2.1. Product Vision</w:t>
+      </w:r>
+    </w:p>
+    <w:p>
+      <w:pPr>
+        <w:rPr>
+          <w:lang w:val="en-US"/>
+        </w:rPr>
+      </w:pPr>
+      <w:r>
+        <w:rPr>
+          <w:lang w:val="en-US"/>
+        </w:rPr>
+        <w:t>Automate traceability and cybersecurity incident notification from Ultraport to ANCI, considering the 3-hour, 72-hour and 15-day deadlines defined for the notification process.</w:t>
+      </w:r>
+    </w:p>
+    <w:p>
+      <w:pPr>
+        <w:rPr>
+          <w:lang w:val="en-US"/>
+        </w:rPr>
+      </w:pPr>
+      <w:r>
+        <w:rPr>
+          <w:b/>
+          <w:lang w:val="en-US"/>
+        </w:rPr>
+        <w:t>5.2.2. Definition of Ready (</w:t>
+      </w:r>
+      <w:proofErr w:type="spellStart"/>
+      <w:r>
+        <w:rPr>
+          <w:b/>
+          <w:lang w:val="en-US"/>
+        </w:rPr>
+        <w:t>DoR</w:t>
+      </w:r>
+      <w:proofErr w:type="spellEnd"/>
+      <w:r>
+        <w:rPr>
+          <w:b/>
+          <w:lang w:val="en-US"/>
+        </w:rPr>
+        <w:t>)</w:t>
+      </w:r>
+    </w:p>
+    <w:p>
+      <w:pPr>
+        <w:rPr>
+          <w:lang w:val="en-US"/>
+        </w:rPr>
+      </w:pPr>
+      <w:r>
+        <w:rPr>
+          <w:lang w:val="en-US"/>
+        </w:rPr>
+        <w:t>A story enters a sprint only when it meets the following criteria:</w:t>
+      </w:r>
+    </w:p>
+    <w:p>
+      <w:pPr>
+        <w:rPr>
+          <w:lang w:val="en-US"/>
+        </w:rPr>
+      </w:pPr>
+      <w:r>
+        <w:rPr>
+          <w:lang w:val="en-US"/>
+        </w:rPr>
+        <w:t>It has a clear “As a/I want/so that” description.</w:t>
+      </w:r>
+    </w:p>
+    <w:p>
+      <w:pPr>
+        <w:rPr>
+          <w:lang w:val="en-US"/>
+        </w:rPr>
+      </w:pPr>
+      <w:r>
+        <w:rPr>
+          <w:lang w:val="en-US"/>
+        </w:rPr>
+        <w:t>It has at least one draft acceptance criterion.</w:t>
+      </w:r>
+    </w:p>
+    <w:p>
+      <w:pPr>
+        <w:rPr>
+          <w:lang w:val="en-US"/>
+        </w:rPr>
+      </w:pPr>
+      <w:r>
+        <w:rPr>
+          <w:lang w:val="en-US"/>
+        </w:rPr>
+        <w:t xml:space="preserve">It does not depend on information that is 100% pending from Ultraport; if it does, it remains </w:t>
+      </w:r>
+      <w:proofErr w:type="gramStart"/>
+      <w:r>
+        <w:rPr>
+          <w:lang w:val="en-US"/>
+        </w:rPr>
+        <w:t>in</w:t>
+      </w:r>
+      <w:proofErr w:type="gramEnd"/>
+      <w:r>
+        <w:rPr>
+          <w:lang w:val="en-US"/>
+        </w:rPr>
+        <w:t xml:space="preserve"> the blocked list.</w:t>
+      </w:r>
+    </w:p>
+    <w:p>
+      <w:pPr>
+        <w:rPr>
+          <w:lang w:val="en-US"/>
+        </w:rPr>
+      </w:pPr>
+      <w:r>
+        <w:rPr>
+          <w:lang w:val="en-US"/>
+        </w:rPr>
+        <w:t>It has been estimated by the team using story points or sizing.</w:t>
+      </w:r>
+    </w:p>
+    <w:p>
+      <w:pPr>
+        <w:rPr>
+          <w:lang w:val="en-US"/>
+        </w:rPr>
+      </w:pPr>
+      <w:r>
+        <w:rPr>
+          <w:lang w:val="en-US"/>
+        </w:rPr>
+        <w:t>The responsible party (Rodrigo, Benjamín, or both) is identified.</w:t>
+      </w:r>
+    </w:p>
+    <w:p>
+      <w:pPr>
+        <w:rPr>
+          <w:lang w:val="en-US"/>
+        </w:rPr>
+      </w:pPr>
+      <w:r>
+        <w:rPr>
+          <w:b/>
+          <w:lang w:val="en-US"/>
+        </w:rPr>
+        <w:t>5.2.3. Definition of Done (DoD)</w:t>
+      </w:r>
+    </w:p>
+    <w:p>
+      <w:pPr>
+        <w:rPr>
+          <w:lang w:val="en-US"/>
+        </w:rPr>
+      </w:pPr>
+      <w:r>
+        <w:rPr>
+          <w:lang w:val="en-US"/>
+        </w:rPr>
+        <w:t>A story is considered complete when the following points are met:</w:t>
+      </w:r>
+    </w:p>
+    <w:p>
+      <w:pPr>
+        <w:rPr>
+          <w:lang w:val="en-US"/>
+        </w:rPr>
+      </w:pPr>
+      <w:r>
+        <w:rPr>
+          <w:lang w:val="en-US"/>
+        </w:rPr>
+        <w:t>Working and integrated code.</w:t>
+      </w:r>
+    </w:p>
+    <w:p>
+      <w:pPr>
+        <w:rPr>
+          <w:lang w:val="en-US"/>
+        </w:rPr>
+      </w:pPr>
+      <w:r>
+        <w:rPr>
+          <w:lang w:val="en-US"/>
+        </w:rPr>
+        <w:t>Testing completed.</w:t>
+      </w:r>
+    </w:p>
+    <w:p>
+      <w:pPr>
+        <w:rPr>
+          <w:lang w:val="en-US"/>
+        </w:rPr>
+      </w:pPr>
+      <w:r>
+        <w:rPr>
+          <w:lang w:val="en-US"/>
+        </w:rPr>
+        <w:t>Technical documentation updated.</w:t>
+      </w:r>
+    </w:p>
+    <w:p>
+      <w:pPr>
+        <w:rPr>
+          <w:lang w:val="en-US"/>
+        </w:rPr>
+      </w:pPr>
+      <w:r>
+        <w:rPr>
+          <w:lang w:val="en-US"/>
+        </w:rPr>
+        <w:t xml:space="preserve">Peer review by the other team </w:t>
+      </w:r>
+      <w:proofErr w:type="gramStart"/>
+      <w:r>
+        <w:rPr>
+          <w:lang w:val="en-US"/>
+        </w:rPr>
+        <w:t>member</w:t>
+      </w:r>
+      <w:proofErr w:type="gramEnd"/>
+      <w:r>
+        <w:rPr>
+          <w:lang w:val="en-US"/>
+        </w:rPr>
+        <w:t>.</w:t>
+      </w:r>
+    </w:p>
+    <w:p>
+      <w:pPr>
+        <w:rPr>
+          <w:lang w:val="en-US"/>
+        </w:rPr>
+      </w:pPr>
+      <w:r>
+        <w:rPr>
+          <w:lang w:val="en-US"/>
+        </w:rPr>
+        <w:t>Applicable non-functional requirements reviewed.</w:t>
+      </w:r>
+    </w:p>
+    <w:p>
+      <w:pPr>
+        <w:rPr>
+          <w:lang w:val="en-US"/>
+        </w:rPr>
+      </w:pPr>
+      <w:r>
+        <w:rPr>
+          <w:lang w:val="en-US"/>
+        </w:rPr>
+        <w:t>GitHub commit completed with a descriptive message.</w:t>
+      </w:r>
+    </w:p>
+    <w:p>
+      <w:pPr>
+        <w:rPr>
+          <w:lang w:val="en-US"/>
+        </w:rPr>
+      </w:pPr>
+      <w:r>
+        <w:rPr>
+          <w:b/>
+          <w:lang w:val="en-US"/>
+        </w:rPr>
+        <w:t>5.2.4. Product Backlog</w:t>
+      </w:r>
+    </w:p>
+    <w:p>
+      <w:pPr>
+        <w:rPr>
+          <w:lang w:val="en-US"/>
+        </w:rPr>
+      </w:pPr>
+      <w:r>
+        <w:rPr>
+          <w:lang w:val="en-US"/>
+        </w:rPr>
+        <w:t>The Product Backlog contains 11 user stories. The following table presents their content using the conceptual structure of the Trello cards, including description, acceptance criteria, associated functional requirements, and priority.</w:t>
+      </w:r>
+    </w:p>
+    <w:tbl>
+      <w:tblPr>
+        <w:tblW w:w="0" w:type="auto"/>
+        <w:jc w:val="center"/>
+        <w:tblLook w:val="04A0" w:firstRow="1" w:lastRow="0" w:firstColumn="1" w:lastColumn="0" w:noHBand="0" w:noVBand="1"/>
+      </w:tblPr>
+      <w:tblGrid>
+        <w:gridCol w:w="1388"/>
+        <w:gridCol w:w="1429"/>
+        <w:gridCol w:w="1433"/>
+        <w:gridCol w:w="1422"/>
+        <w:gridCol w:w="1417"/>
+        <w:gridCol w:w="1415"/>
+      </w:tblGrid>
+      <w:tr>
+        <w:trPr>
+          <w:jc w:val="center"/>
+        </w:trPr>
+        <w:tc>
+          <w:tcPr>
+            <w:tcW w:w="1440" w:type="dxa"/>
+            <w:shd w:val="clear" w:color="auto" w:fill="D9EAF7"/>
+            <w:vAlign w:val="center"/>
+          </w:tcPr>
+          <w:p>
+            <w:r>
+              <w:rPr>
+                <w:b/>
+                <w:sz w:val="16"/>
+              </w:rPr>
+              <w:t>ID</w:t>
+            </w:r>
+          </w:p>
+        </w:tc>
+        <w:tc>
+          <w:tcPr>
+            <w:tcW w:w="1440" w:type="dxa"/>
+            <w:shd w:val="clear" w:color="auto" w:fill="D9EAF7"/>
+            <w:vAlign w:val="center"/>
+          </w:tcPr>
+          <w:p>
+            <w:r>
+              <w:rPr>
+                <w:b/>
+                <w:sz w:val="16"/>
+              </w:rPr>
+              <w:t>Name</w:t>
+            </w:r>
+          </w:p>
+        </w:tc>
+        <w:tc>
+          <w:tcPr>
+            <w:tcW w:w="1440" w:type="dxa"/>
+            <w:shd w:val="clear" w:color="auto" w:fill="D9EAF7"/>
+            <w:vAlign w:val="center"/>
+          </w:tcPr>
+          <w:p>
+            <w:r>
+              <w:rPr>
+                <w:b/>
+                <w:sz w:val="16"/>
+              </w:rPr>
+              <w:t>Description</w:t>
+            </w:r>
+          </w:p>
+        </w:tc>
+        <w:tc>
+          <w:tcPr>
+            <w:tcW w:w="1440" w:type="dxa"/>
+            <w:shd w:val="clear" w:color="auto" w:fill="D9EAF7"/>
+            <w:vAlign w:val="center"/>
+          </w:tcPr>
+          <w:p>
+            <w:r>
+              <w:rPr>
+                <w:b/>
+                <w:sz w:val="16"/>
+              </w:rPr>
+              <w:t>Acceptance criteria</w:t>
+            </w:r>
+          </w:p>
+        </w:tc>
+        <w:tc>
+          <w:tcPr>
+            <w:tcW w:w="1440" w:type="dxa"/>
+            <w:shd w:val="clear" w:color="auto" w:fill="D9EAF7"/>
+            <w:vAlign w:val="center"/>
+          </w:tcPr>
+          <w:p>
+            <w:r>
+              <w:rPr>
+                <w:b/>
+                <w:sz w:val="16"/>
+              </w:rPr>
+              <w:t>Associated RF</w:t>
+            </w:r>
+          </w:p>
+        </w:tc>
+        <w:tc>
+          <w:tcPr>
+            <w:tcW w:w="1440" w:type="dxa"/>
+            <w:shd w:val="clear" w:color="auto" w:fill="D9EAF7"/>
+            <w:vAlign w:val="center"/>
+          </w:tcPr>
+          <w:p>
+            <w:r>
+              <w:rPr>
+                <w:b/>
+                <w:sz w:val="16"/>
+              </w:rPr>
+              <w:t>Priority</w:t>
+            </w:r>
+          </w:p>
+        </w:tc>
+      </w:tr>
+      <w:tr>
+        <w:trPr>
+          <w:jc w:val="center"/>
+        </w:trPr>
+        <w:tc>
+          <w:tcPr>
+            <w:tcW w:w="1440" w:type="dxa"/>
+            <w:vAlign w:val="center"/>
+          </w:tcPr>
+          <w:p>
+            <w:r>
+              <w:rPr>
+                <w:sz w:val="15"/>
+              </w:rPr>
+              <w:lastRenderedPageBreak/>
+              <w:t>HU-01</w:t>
+            </w:r>
+          </w:p>
+        </w:tc>
+        <w:tc>
+          <w:tcPr>
+            <w:tcW w:w="1440" w:type="dxa"/>
+            <w:vAlign w:val="center"/>
+          </w:tcPr>
+          <w:p>
+            <w:r>
+              <w:rPr>
+                <w:sz w:val="15"/>
+              </w:rPr>
+              <w:t>Consumo de tickets desde INVGATE</w:t>
+            </w:r>
+          </w:p>
+        </w:tc>
+        <w:tc>
+          <w:tcPr>
+            <w:tcW w:w="1440" w:type="dxa"/>
+            <w:vAlign w:val="center"/>
+          </w:tcPr>
+          <w:p>
+            <w:r>
+              <w:rPr>
+                <w:sz w:val="15"/>
+              </w:rPr>
+              <w:t>Como sistema, quiero consumir información de tickets de incidentes de seguridad ya existentes en INVGATE vía su API, para centralizar la trazabilidad sin duplicar el registro manual.</w:t>
+            </w:r>
+          </w:p>
+        </w:tc>
+        <w:tc>
+          <w:tcPr>
+            <w:tcW w:w="1440" w:type="dxa"/>
+            <w:vAlign w:val="center"/>
+          </w:tcPr>
+          <w:p>
+            <w:r>
+              <w:rPr>
+                <w:sz w:val="15"/>
+              </w:rPr>
+              <w:t>• Se conecta a la API de INVGATE y obtiene tickets de la categoría de seguridad.</w:t>
+            </w:r>
+            <w:r>
+              <w:rPr>
+                <w:sz w:val="15"/>
+              </w:rPr>
+              <w:br/>
+              <w:t>• No crea tickets nuevos, solo lee.</w:t>
+            </w:r>
+          </w:p>
+        </w:tc>
+        <w:tc>
+          <w:tcPr>
+            <w:tcW w:w="1440" w:type="dxa"/>
+            <w:vAlign w:val="center"/>
+          </w:tcPr>
+          <w:p>
+            <w:r>
+              <w:rPr>
+                <w:sz w:val="15"/>
+              </w:rPr>
+              <w:t>RF-01. Prioridad: Alta.</w:t>
+            </w:r>
+          </w:p>
+        </w:tc>
+        <w:tc>
+          <w:tcPr>
+            <w:tcW w:w="1440" w:type="dxa"/>
+            <w:vAlign w:val="center"/>
+          </w:tcPr>
+          <w:p>
+            <w:r>
+              <w:rPr>
+                <w:sz w:val="15"/>
+              </w:rPr>
+              <w:t>Alta</w:t>
+            </w:r>
+          </w:p>
+        </w:tc>
+      </w:tr>
+      <w:tr>
+        <w:trPr>
+          <w:jc w:val="center"/>
+        </w:trPr>
+        <w:tc>
+          <w:tcPr>
+            <w:tcW w:w="1440" w:type="dxa"/>
+            <w:vAlign w:val="center"/>
+          </w:tcPr>
+          <w:p>
+            <w:r>
+              <w:rPr>
+                <w:sz w:val="15"/>
+              </w:rPr>
+              <w:t>HU-02</w:t>
+            </w:r>
+          </w:p>
+        </w:tc>
+        <w:tc>
+          <w:tcPr>
+            <w:tcW w:w="1440" w:type="dxa"/>
+            <w:vAlign w:val="center"/>
+          </w:tcPr>
+          <w:p>
+            <w:r>
+              <w:rPr>
+                <w:sz w:val="15"/>
+              </w:rPr>
+              <w:t>Notificación automática al responsable de turno</w:t>
+            </w:r>
+          </w:p>
+        </w:tc>
+        <w:tc>
+          <w:tcPr>
+            <w:tcW w:w="1440" w:type="dxa"/>
+            <w:vAlign w:val="center"/>
+          </w:tcPr>
+          <w:p>
+            <w:r>
+              <w:rPr>
+                <w:sz w:val="15"/>
+              </w:rPr>
+              <w:t>Como sistema, quiero notificar automáticamente a Ángelo (o su respaldo Gonzalo/Enzo) apenas se detecta un ticket de seguridad, para que puedan actuar dentro del plazo de 3 horas.</w:t>
+            </w:r>
+          </w:p>
+        </w:tc>
+        <w:tc>
+          <w:tcPr>
+            <w:tcW w:w="1440" w:type="dxa"/>
+            <w:vAlign w:val="center"/>
+          </w:tcPr>
+          <w:p>
+            <w:r>
+              <w:rPr>
+                <w:sz w:val="15"/>
+              </w:rPr>
+              <w:t>• Se dispara notificación inmediata al crear/detectar el ticket.</w:t>
+            </w:r>
+            <w:r>
+              <w:rPr>
+                <w:sz w:val="15"/>
+              </w:rPr>
+              <w:br/>
+              <w:t>• Si el primer responsable no responde en un tiempo configurable, escala al siguiente en la cadena.</w:t>
+            </w:r>
+          </w:p>
+        </w:tc>
+        <w:tc>
+          <w:tcPr>
+            <w:tcW w:w="1440" w:type="dxa"/>
+            <w:vAlign w:val="center"/>
+          </w:tcPr>
+          <w:p>
+            <w:r>
+              <w:rPr>
+                <w:sz w:val="15"/>
+              </w:rPr>
+              <w:t>RF-02. Prioridad: Alta.</w:t>
+            </w:r>
+          </w:p>
+        </w:tc>
+        <w:tc>
+          <w:tcPr>
+            <w:tcW w:w="1440" w:type="dxa"/>
+            <w:vAlign w:val="center"/>
+          </w:tcPr>
+          <w:p>
+            <w:r>
+              <w:rPr>
+                <w:sz w:val="15"/>
+              </w:rPr>
+              <w:t>Alta</w:t>
+            </w:r>
+          </w:p>
+        </w:tc>
+      </w:tr>
+      <w:tr>
+        <w:trPr>
+          <w:jc w:val="center"/>
+        </w:trPr>
+        <w:tc>
+          <w:tcPr>
+            <w:tcW w:w="1440" w:type="dxa"/>
+            <w:vAlign w:val="center"/>
+          </w:tcPr>
+          <w:p>
+            <w:r>
+              <w:rPr>
+                <w:sz w:val="15"/>
+              </w:rPr>
+              <w:t>HU-03</w:t>
+            </w:r>
+          </w:p>
+        </w:tc>
+        <w:tc>
+          <w:tcPr>
+            <w:tcW w:w="1440" w:type="dxa"/>
+            <w:vAlign w:val="center"/>
+          </w:tcPr>
+          <w:p>
+            <w:r>
+              <w:rPr>
+                <w:sz w:val="15"/>
+              </w:rPr>
+              <w:t>Aprobación y envío del aviso a la ANCI</w:t>
+            </w:r>
+          </w:p>
+        </w:tc>
+        <w:tc>
+          <w:tcPr>
+            <w:tcW w:w="1440" w:type="dxa"/>
+            <w:vAlign w:val="center"/>
+          </w:tcPr>
+          <w:p>
+            <w:r>
+              <w:rPr>
+                <w:sz w:val="15"/>
+              </w:rPr>
+              <w:t>Como responsable de turno, quiero aprobar y enviar el aviso temprano a la ANCI directamente desde el ticket, para cumplir el plazo de 3 horas sin pasos manuales adicionales.</w:t>
+            </w:r>
+          </w:p>
+        </w:tc>
+        <w:tc>
+          <w:tcPr>
+            <w:tcW w:w="1440" w:type="dxa"/>
+            <w:vAlign w:val="center"/>
+          </w:tcPr>
+          <w:p>
+            <w:r>
+              <w:rPr>
+                <w:sz w:val="15"/>
+              </w:rPr>
+              <w:t>• Un clic aprueba y genera el envío.</w:t>
+            </w:r>
+            <w:r>
+              <w:rPr>
+                <w:sz w:val="15"/>
+              </w:rPr>
+              <w:br/>
+              <w:t>• Permite descartar el caso como falso positivo (deja de correr el plazo).</w:t>
+            </w:r>
+          </w:p>
+        </w:tc>
+        <w:tc>
+          <w:tcPr>
+            <w:tcW w:w="1440" w:type="dxa"/>
+            <w:vAlign w:val="center"/>
+          </w:tcPr>
+          <w:p>
+            <w:r>
+              <w:rPr>
+                <w:sz w:val="15"/>
+              </w:rPr>
+              <w:t>RF-03, RF-04. Prioridad: Alta.</w:t>
+            </w:r>
+          </w:p>
+        </w:tc>
+        <w:tc>
+          <w:tcPr>
+            <w:tcW w:w="1440" w:type="dxa"/>
+            <w:vAlign w:val="center"/>
+          </w:tcPr>
+          <w:p>
+            <w:r>
+              <w:rPr>
+                <w:sz w:val="15"/>
+              </w:rPr>
+              <w:t>Alta</w:t>
+            </w:r>
+          </w:p>
+        </w:tc>
+      </w:tr>
+      <w:tr>
+        <w:trPr>
+          <w:jc w:val="center"/>
+        </w:trPr>
+        <w:tc>
+          <w:tcPr>
+            <w:tcW w:w="1440" w:type="dxa"/>
+            <w:vAlign w:val="center"/>
+          </w:tcPr>
+          <w:p>
+            <w:r>
+              <w:rPr>
+                <w:sz w:val="15"/>
+              </w:rPr>
+              <w:t>HU-04</w:t>
+            </w:r>
+          </w:p>
+        </w:tc>
+        <w:tc>
+          <w:tcPr>
+            <w:tcW w:w="1440" w:type="dxa"/>
+            <w:vAlign w:val="center"/>
+          </w:tcPr>
+          <w:p>
+            <w:r>
+              <w:rPr>
+                <w:sz w:val="15"/>
+              </w:rPr>
+              <w:t>Registro de evidencia del aviso enviado</w:t>
+            </w:r>
+          </w:p>
+        </w:tc>
+        <w:tc>
+          <w:tcPr>
+            <w:tcW w:w="1440" w:type="dxa"/>
+            <w:vAlign w:val="center"/>
+          </w:tcPr>
+          <w:p>
+            <w:r>
+              <w:rPr>
+                <w:sz w:val="15"/>
+              </w:rPr>
+              <w:t>Como sistema, quiero registrar en el ticket la evidencia de que el aviso temprano fue enviado a la ANCI, para mantener trazabilidad completa.</w:t>
+            </w:r>
+          </w:p>
+        </w:tc>
+        <w:tc>
+          <w:tcPr>
+            <w:tcW w:w="1440" w:type="dxa"/>
+            <w:vAlign w:val="center"/>
+          </w:tcPr>
+          <w:p>
+            <w:pPr>
+              <w:rPr>
+                <w:lang w:val="en-US"/>
+              </w:rPr>
+            </w:pPr>
+            <w:r>
+              <w:rPr>
+                <w:sz w:val="15"/>
+                <w:lang w:val="en-US"/>
+              </w:rPr>
+              <w:t>No acceptance criteria specified on the card.</w:t>
+            </w:r>
+          </w:p>
+        </w:tc>
+        <w:tc>
+          <w:tcPr>
+            <w:tcW w:w="1440" w:type="dxa"/>
+            <w:vAlign w:val="center"/>
+          </w:tcPr>
+          <w:p>
+            <w:r>
+              <w:rPr>
+                <w:sz w:val="15"/>
+              </w:rPr>
+              <w:t>RF-05. Prioridad: Media.</w:t>
+            </w:r>
+          </w:p>
+        </w:tc>
+        <w:tc>
+          <w:tcPr>
+            <w:tcW w:w="1440" w:type="dxa"/>
+            <w:vAlign w:val="center"/>
+          </w:tcPr>
+          <w:p>
+            <w:r>
+              <w:rPr>
+                <w:sz w:val="15"/>
+              </w:rPr>
+              <w:t>Media</w:t>
+            </w:r>
+          </w:p>
+        </w:tc>
+      </w:tr>
+      <w:tr>
+        <w:trPr>
+          <w:jc w:val="center"/>
+        </w:trPr>
+        <w:tc>
+          <w:tcPr>
+            <w:tcW w:w="1440" w:type="dxa"/>
+            <w:vAlign w:val="center"/>
+          </w:tcPr>
+          <w:p>
+            <w:r>
+              <w:rPr>
+                <w:sz w:val="15"/>
+              </w:rPr>
+              <w:t>HU-05</w:t>
+            </w:r>
+          </w:p>
+        </w:tc>
+        <w:tc>
+          <w:tcPr>
+            <w:tcW w:w="1440" w:type="dxa"/>
+            <w:vAlign w:val="center"/>
+          </w:tcPr>
+          <w:p>
+            <w:r>
+              <w:rPr>
+                <w:sz w:val="15"/>
+              </w:rPr>
+              <w:t>Registro de la respuesta de la ANCI</w:t>
+            </w:r>
+          </w:p>
+        </w:tc>
+        <w:tc>
+          <w:tcPr>
+            <w:tcW w:w="1440" w:type="dxa"/>
+            <w:vAlign w:val="center"/>
+          </w:tcPr>
+          <w:p>
+            <w:r>
+              <w:rPr>
+                <w:sz w:val="15"/>
+              </w:rPr>
+              <w:t>Como sistema, quiero registrar en el ticket la respuesta de la ANCI (código de soporte incluido), para tener historial completo de la comunicación.</w:t>
+            </w:r>
+          </w:p>
+        </w:tc>
+        <w:tc>
+          <w:tcPr>
+            <w:tcW w:w="1440" w:type="dxa"/>
+            <w:vAlign w:val="center"/>
+          </w:tcPr>
+          <w:p>
+            <w:pPr>
+              <w:rPr>
+                <w:lang w:val="en-US"/>
+              </w:rPr>
+            </w:pPr>
+            <w:r>
+              <w:rPr>
+                <w:sz w:val="15"/>
+                <w:lang w:val="en-US"/>
+              </w:rPr>
+              <w:t>No acceptance criteria specified on the card.</w:t>
+            </w:r>
+          </w:p>
+        </w:tc>
+        <w:tc>
+          <w:tcPr>
+            <w:tcW w:w="1440" w:type="dxa"/>
+            <w:vAlign w:val="center"/>
+          </w:tcPr>
+          <w:p>
+            <w:r>
+              <w:rPr>
+                <w:sz w:val="15"/>
+              </w:rPr>
+              <w:t>RF-06. Prioridad: Media.</w:t>
+            </w:r>
+          </w:p>
+        </w:tc>
+        <w:tc>
+          <w:tcPr>
+            <w:tcW w:w="1440" w:type="dxa"/>
+            <w:vAlign w:val="center"/>
+          </w:tcPr>
+          <w:p>
+            <w:r>
+              <w:rPr>
+                <w:sz w:val="15"/>
+              </w:rPr>
+              <w:t>Media</w:t>
+            </w:r>
+          </w:p>
+        </w:tc>
+      </w:tr>
+      <w:tr>
+        <w:trPr>
+          <w:jc w:val="center"/>
+        </w:trPr>
+        <w:tc>
+          <w:tcPr>
+            <w:tcW w:w="1440" w:type="dxa"/>
+            <w:vAlign w:val="center"/>
+          </w:tcPr>
+          <w:p>
+            <w:r>
+              <w:rPr>
+                <w:sz w:val="15"/>
+              </w:rPr>
+              <w:t>HU-06</w:t>
+            </w:r>
+          </w:p>
+        </w:tc>
+        <w:tc>
+          <w:tcPr>
+            <w:tcW w:w="1440" w:type="dxa"/>
+            <w:vAlign w:val="center"/>
+          </w:tcPr>
+          <w:p>
+            <w:r>
+              <w:rPr>
+                <w:sz w:val="15"/>
+              </w:rPr>
+              <w:t>Generación del reporte de actualización (72h)</w:t>
+            </w:r>
+          </w:p>
+        </w:tc>
+        <w:tc>
+          <w:tcPr>
+            <w:tcW w:w="1440" w:type="dxa"/>
+            <w:vAlign w:val="center"/>
+          </w:tcPr>
+          <w:p>
+            <w:r>
+              <w:rPr>
+                <w:sz w:val="15"/>
+              </w:rPr>
+              <w:t xml:space="preserve">Como responsable, quiero que el sistema detecte cuándo corresponde el reporte de 72h y proponga un borrador basado en la información del ticket, para cumplir el segundo plazo </w:t>
+            </w:r>
+            <w:r>
+              <w:rPr>
+                <w:sz w:val="15"/>
+              </w:rPr>
+              <w:lastRenderedPageBreak/>
+              <w:t>legal sin redactar desde cero.</w:t>
+            </w:r>
+          </w:p>
+        </w:tc>
+        <w:tc>
+          <w:tcPr>
+            <w:tcW w:w="1440" w:type="dxa"/>
+            <w:vAlign w:val="center"/>
+          </w:tcPr>
+          <w:p>
+            <w:pPr>
+              <w:rPr>
+                <w:lang w:val="en-US"/>
+              </w:rPr>
+            </w:pPr>
+            <w:r>
+              <w:rPr>
+                <w:sz w:val="15"/>
+                <w:lang w:val="en-US"/>
+              </w:rPr>
+              <w:lastRenderedPageBreak/>
+              <w:t>No acceptance criteria specified on the card.</w:t>
+            </w:r>
+          </w:p>
+        </w:tc>
+        <w:tc>
+          <w:tcPr>
+            <w:tcW w:w="1440" w:type="dxa"/>
+            <w:vAlign w:val="center"/>
+          </w:tcPr>
+          <w:p>
+            <w:r>
+              <w:rPr>
+                <w:sz w:val="15"/>
+              </w:rPr>
+              <w:t>RF-07, RF-08. Prioridad: Media.</w:t>
+            </w:r>
+          </w:p>
+        </w:tc>
+        <w:tc>
+          <w:tcPr>
+            <w:tcW w:w="1440" w:type="dxa"/>
+            <w:vAlign w:val="center"/>
+          </w:tcPr>
+          <w:p>
+            <w:r>
+              <w:rPr>
+                <w:sz w:val="15"/>
+              </w:rPr>
+              <w:t>Media</w:t>
+            </w:r>
+          </w:p>
+        </w:tc>
+      </w:tr>
+      <w:tr>
+        <w:trPr>
+          <w:jc w:val="center"/>
+        </w:trPr>
+        <w:tc>
+          <w:tcPr>
+            <w:tcW w:w="1440" w:type="dxa"/>
+            <w:vAlign w:val="center"/>
+          </w:tcPr>
+          <w:p>
+            <w:r>
+              <w:rPr>
+                <w:sz w:val="15"/>
+              </w:rPr>
+              <w:t>HU-07</w:t>
+            </w:r>
+          </w:p>
+        </w:tc>
+        <w:tc>
+          <w:tcPr>
+            <w:tcW w:w="1440" w:type="dxa"/>
+            <w:vAlign w:val="center"/>
+          </w:tcPr>
+          <w:p>
+            <w:r>
+              <w:rPr>
+                <w:sz w:val="15"/>
+              </w:rPr>
+              <w:t>Generación del informe final (15 días)</w:t>
+            </w:r>
+          </w:p>
+        </w:tc>
+        <w:tc>
+          <w:tcPr>
+            <w:tcW w:w="1440" w:type="dxa"/>
+            <w:vAlign w:val="center"/>
+          </w:tcPr>
+          <w:p>
+            <w:r>
+              <w:rPr>
+                <w:sz w:val="15"/>
+              </w:rPr>
+              <w:t>Como responsable, quiero que el sistema genere el informe final complementando lo ya redactado en el reporte de 72h, para cerrar el caso cumpliendo el tercer plazo legal.</w:t>
+            </w:r>
+          </w:p>
+        </w:tc>
+        <w:tc>
+          <w:tcPr>
+            <w:tcW w:w="1440" w:type="dxa"/>
+            <w:vAlign w:val="center"/>
+          </w:tcPr>
+          <w:p>
+            <w:pPr>
+              <w:rPr>
+                <w:lang w:val="en-US"/>
+              </w:rPr>
+            </w:pPr>
+            <w:r>
+              <w:rPr>
+                <w:sz w:val="15"/>
+                <w:lang w:val="en-US"/>
+              </w:rPr>
+              <w:t>No acceptance criteria specified on the card.</w:t>
+            </w:r>
+          </w:p>
+        </w:tc>
+        <w:tc>
+          <w:tcPr>
+            <w:tcW w:w="1440" w:type="dxa"/>
+            <w:vAlign w:val="center"/>
+          </w:tcPr>
+          <w:p>
+            <w:r>
+              <w:rPr>
+                <w:sz w:val="15"/>
+              </w:rPr>
+              <w:t>RF-09. Prioridad: Media.</w:t>
+            </w:r>
+          </w:p>
+        </w:tc>
+        <w:tc>
+          <w:tcPr>
+            <w:tcW w:w="1440" w:type="dxa"/>
+            <w:vAlign w:val="center"/>
+          </w:tcPr>
+          <w:p>
+            <w:r>
+              <w:rPr>
+                <w:sz w:val="15"/>
+              </w:rPr>
+              <w:t>Media</w:t>
+            </w:r>
+          </w:p>
+        </w:tc>
+      </w:tr>
+      <w:tr>
+        <w:trPr>
+          <w:jc w:val="center"/>
+        </w:trPr>
+        <w:tc>
+          <w:tcPr>
+            <w:tcW w:w="1440" w:type="dxa"/>
+            <w:vAlign w:val="center"/>
+          </w:tcPr>
+          <w:p>
+            <w:r>
+              <w:rPr>
+                <w:sz w:val="15"/>
+              </w:rPr>
+              <w:t>HU-08</w:t>
+            </w:r>
+          </w:p>
+        </w:tc>
+        <w:tc>
+          <w:tcPr>
+            <w:tcW w:w="1440" w:type="dxa"/>
+            <w:vAlign w:val="center"/>
+          </w:tcPr>
+          <w:p>
+            <w:r>
+              <w:rPr>
+                <w:sz w:val="15"/>
+              </w:rPr>
+              <w:t>Correo entrante de la ANCI — caso nuevo</w:t>
+            </w:r>
+          </w:p>
+        </w:tc>
+        <w:tc>
+          <w:tcPr>
+            <w:tcW w:w="1440" w:type="dxa"/>
+            <w:vAlign w:val="center"/>
+          </w:tcPr>
+          <w:p>
+            <w:r>
+              <w:rPr>
+                <w:sz w:val="15"/>
+              </w:rPr>
+              <w:t>Como sistema, quiero detectar correos entrantes de la ANCI que no correspondan a un caso ya reportado y generar automáticamente un ticket, para no repetir el vacío evidenciado en el caso Fortinet.</w:t>
+            </w:r>
+          </w:p>
+        </w:tc>
+        <w:tc>
+          <w:tcPr>
+            <w:tcW w:w="1440" w:type="dxa"/>
+            <w:vAlign w:val="center"/>
+          </w:tcPr>
+          <w:p>
+            <w:pPr>
+              <w:rPr>
+                <w:lang w:val="en-US"/>
+              </w:rPr>
+            </w:pPr>
+            <w:r>
+              <w:rPr>
+                <w:sz w:val="15"/>
+                <w:lang w:val="en-US"/>
+              </w:rPr>
+              <w:t>No acceptance criteria specified on the card.</w:t>
+            </w:r>
+          </w:p>
+        </w:tc>
+        <w:tc>
+          <w:tcPr>
+            <w:tcW w:w="1440" w:type="dxa"/>
+            <w:vAlign w:val="center"/>
+          </w:tcPr>
+          <w:p>
+            <w:r>
+              <w:rPr>
+                <w:sz w:val="15"/>
+              </w:rPr>
+              <w:t>RF-10. Prioridad: Media.</w:t>
+            </w:r>
+          </w:p>
+        </w:tc>
+        <w:tc>
+          <w:tcPr>
+            <w:tcW w:w="1440" w:type="dxa"/>
+            <w:vAlign w:val="center"/>
+          </w:tcPr>
+          <w:p>
+            <w:r>
+              <w:rPr>
+                <w:sz w:val="15"/>
+              </w:rPr>
+              <w:t>Media</w:t>
+            </w:r>
+          </w:p>
+        </w:tc>
+      </w:tr>
+      <w:tr>
+        <w:trPr>
+          <w:jc w:val="center"/>
+        </w:trPr>
+        <w:tc>
+          <w:tcPr>
+            <w:tcW w:w="1440" w:type="dxa"/>
+            <w:vAlign w:val="center"/>
+          </w:tcPr>
+          <w:p>
+            <w:r>
+              <w:rPr>
+                <w:sz w:val="15"/>
+              </w:rPr>
+              <w:t>HU-09</w:t>
+            </w:r>
+          </w:p>
+        </w:tc>
+        <w:tc>
+          <w:tcPr>
+            <w:tcW w:w="1440" w:type="dxa"/>
+            <w:vAlign w:val="center"/>
+          </w:tcPr>
+          <w:p>
+            <w:r>
+              <w:rPr>
+                <w:sz w:val="15"/>
+              </w:rPr>
+              <w:t>Correo entrante de la ANCI — complementa ticket existente</w:t>
+            </w:r>
+          </w:p>
+        </w:tc>
+        <w:tc>
+          <w:tcPr>
+            <w:tcW w:w="1440" w:type="dxa"/>
+            <w:vAlign w:val="center"/>
+          </w:tcPr>
+          <w:p>
+            <w:r>
+              <w:rPr>
+                <w:sz w:val="15"/>
+              </w:rPr>
+              <w:t>Como sistema, quiero asociar automáticamente un correo entrante de la ANCI a un ticket ya abierto cuando corresponda, para mantener la historia completa del caso en un solo lugar.</w:t>
+            </w:r>
+          </w:p>
+        </w:tc>
+        <w:tc>
+          <w:tcPr>
+            <w:tcW w:w="1440" w:type="dxa"/>
+            <w:vAlign w:val="center"/>
+          </w:tcPr>
+          <w:p>
+            <w:pPr>
+              <w:rPr>
+                <w:lang w:val="en-US"/>
+              </w:rPr>
+            </w:pPr>
+            <w:r>
+              <w:rPr>
+                <w:sz w:val="15"/>
+                <w:lang w:val="en-US"/>
+              </w:rPr>
+              <w:t>No acceptance criteria specified on the card.</w:t>
+            </w:r>
+          </w:p>
+        </w:tc>
+        <w:tc>
+          <w:tcPr>
+            <w:tcW w:w="1440" w:type="dxa"/>
+            <w:vAlign w:val="center"/>
+          </w:tcPr>
+          <w:p>
+            <w:r>
+              <w:rPr>
+                <w:sz w:val="15"/>
+              </w:rPr>
+              <w:t>RF-11. Prioridad: Media.</w:t>
+            </w:r>
+          </w:p>
+        </w:tc>
+        <w:tc>
+          <w:tcPr>
+            <w:tcW w:w="1440" w:type="dxa"/>
+            <w:vAlign w:val="center"/>
+          </w:tcPr>
+          <w:p>
+            <w:r>
+              <w:rPr>
+                <w:sz w:val="15"/>
+              </w:rPr>
+              <w:t>Media</w:t>
+            </w:r>
+          </w:p>
+        </w:tc>
+      </w:tr>
+      <w:tr>
+        <w:trPr>
+          <w:jc w:val="center"/>
+        </w:trPr>
+        <w:tc>
+          <w:tcPr>
+            <w:tcW w:w="1440" w:type="dxa"/>
+            <w:vAlign w:val="center"/>
+          </w:tcPr>
+          <w:p>
+            <w:r>
+              <w:rPr>
+                <w:sz w:val="15"/>
+              </w:rPr>
+              <w:t>HU-10</w:t>
+            </w:r>
+          </w:p>
+        </w:tc>
+        <w:tc>
+          <w:tcPr>
+            <w:tcW w:w="1440" w:type="dxa"/>
+            <w:vAlign w:val="center"/>
+          </w:tcPr>
+          <w:p>
+            <w:r>
+              <w:rPr>
+                <w:sz w:val="15"/>
+              </w:rPr>
+              <w:t>Autocompletado de informes desde plantillas UltraPort</w:t>
+            </w:r>
+          </w:p>
+        </w:tc>
+        <w:tc>
+          <w:tcPr>
+            <w:tcW w:w="1440" w:type="dxa"/>
+            <w:vAlign w:val="center"/>
+          </w:tcPr>
+          <w:p>
+            <w:r>
+              <w:rPr>
+                <w:sz w:val="15"/>
+              </w:rPr>
+              <w:t>Como responsable, quiero que los informes se autocompleten a partir de las plantillas oficiales de UltraPort (acta, EPR, informe), para no redactar desde cero y mantener el formato corporativo.</w:t>
+            </w:r>
+          </w:p>
+        </w:tc>
+        <w:tc>
+          <w:tcPr>
+            <w:tcW w:w="1440" w:type="dxa"/>
+            <w:vAlign w:val="center"/>
+          </w:tcPr>
+          <w:p>
+            <w:pPr>
+              <w:rPr>
+                <w:lang w:val="en-US"/>
+              </w:rPr>
+            </w:pPr>
+            <w:r>
+              <w:rPr>
+                <w:sz w:val="15"/>
+                <w:lang w:val="en-US"/>
+              </w:rPr>
+              <w:t>No acceptance criteria specified on the card.</w:t>
+            </w:r>
+          </w:p>
+        </w:tc>
+        <w:tc>
+          <w:tcPr>
+            <w:tcW w:w="1440" w:type="dxa"/>
+            <w:vAlign w:val="center"/>
+          </w:tcPr>
+          <w:p>
+            <w:r>
+              <w:rPr>
+                <w:sz w:val="15"/>
+              </w:rPr>
+              <w:t>RF-15. Prioridad: Baja (bloqueada hasta recibir las plantillas — ver lista Bloqueadas).</w:t>
+            </w:r>
+          </w:p>
+        </w:tc>
+        <w:tc>
+          <w:tcPr>
+            <w:tcW w:w="1440" w:type="dxa"/>
+            <w:vAlign w:val="center"/>
+          </w:tcPr>
+          <w:p>
+            <w:r>
+              <w:rPr>
+                <w:sz w:val="15"/>
+              </w:rPr>
+              <w:t>Baja (bloqueada hasta recibir las plantillas — ver lista Bloqueadas)</w:t>
+            </w:r>
+          </w:p>
+        </w:tc>
+      </w:tr>
+      <w:tr>
+        <w:trPr>
+          <w:jc w:val="center"/>
+        </w:trPr>
+        <w:tc>
+          <w:tcPr>
+            <w:tcW w:w="1440" w:type="dxa"/>
+            <w:vAlign w:val="center"/>
+          </w:tcPr>
+          <w:p>
+            <w:r>
+              <w:rPr>
+                <w:sz w:val="15"/>
+              </w:rPr>
+              <w:t>HU-11</w:t>
+            </w:r>
+          </w:p>
+        </w:tc>
+        <w:tc>
+          <w:tcPr>
+            <w:tcW w:w="1440" w:type="dxa"/>
+            <w:vAlign w:val="center"/>
+          </w:tcPr>
+          <w:p>
+            <w:r>
+              <w:rPr>
+                <w:sz w:val="15"/>
+              </w:rPr>
+              <w:t>Mecanismo de contingencia sin INVGATE</w:t>
+            </w:r>
+          </w:p>
+        </w:tc>
+        <w:tc>
+          <w:tcPr>
+            <w:tcW w:w="1440" w:type="dxa"/>
+            <w:vAlign w:val="center"/>
+          </w:tcPr>
+          <w:p>
+            <w:r>
+              <w:rPr>
+                <w:sz w:val="15"/>
+              </w:rPr>
+              <w:t>Como responsable, quiero un mecanismo alternativo de registro y alerta cuando INVGATE no esté disponible, para no incumplir el plazo legal por una caída del sistema.</w:t>
+            </w:r>
+          </w:p>
+        </w:tc>
+        <w:tc>
+          <w:tcPr>
+            <w:tcW w:w="1440" w:type="dxa"/>
+            <w:vAlign w:val="center"/>
+          </w:tcPr>
+          <w:p>
+            <w:pPr>
+              <w:rPr>
+                <w:lang w:val="en-US"/>
+              </w:rPr>
+            </w:pPr>
+            <w:r>
+              <w:rPr>
+                <w:sz w:val="15"/>
+                <w:lang w:val="en-US"/>
+              </w:rPr>
+              <w:t>No acceptance criteria specified on the card.</w:t>
+            </w:r>
+          </w:p>
+        </w:tc>
+        <w:tc>
+          <w:tcPr>
+            <w:tcW w:w="1440" w:type="dxa"/>
+            <w:vAlign w:val="center"/>
+          </w:tcPr>
+          <w:p>
+            <w:r>
+              <w:rPr>
+                <w:sz w:val="15"/>
+              </w:rPr>
+              <w:t>RF-16. Prioridad: Baja (requiere definición conjunta con UltraPort — ver lista Bloqueadas).</w:t>
+            </w:r>
+          </w:p>
+        </w:tc>
+        <w:tc>
+          <w:tcPr>
+            <w:tcW w:w="1440" w:type="dxa"/>
+            <w:vAlign w:val="center"/>
+          </w:tcPr>
+          <w:p>
+            <w:r>
+              <w:rPr>
+                <w:sz w:val="15"/>
+              </w:rPr>
+              <w:t>Baja (requiere definición conjunta con UltraPort — ver lista Bloqueadas)</w:t>
+            </w:r>
+          </w:p>
+        </w:tc>
+      </w:tr>
+    </w:tbl>
+    <w:p>
+      <w:pPr>
+        <w:rPr>
+          <w:lang w:val="en-US"/>
+        </w:rPr>
+      </w:pPr>
+      <w:r>
+        <w:rPr>
+          <w:lang w:val="en-US"/>
+        </w:rPr>
+        <w:t>The priority recorded in Trello is High for HU-01, HU-02 and HU-03; Medium for HU-04 through HU-09; and Low for HU-10 and HU-11. HU-10 is blocked until the official Ultraport templates are received, while HU-11 requires joint definition with Ultraport.</w:t>
+      </w:r>
+    </w:p>
+    <w:p>
+      <w:pPr>
+        <w:rPr>
+          <w:lang w:val="en-US"/>
+        </w:rPr>
+      </w:pPr>
+      <w:r>
+        <w:rPr>
+          <w:b/>
+          <w:lang w:val="en-US"/>
+        </w:rPr>
+        <w:lastRenderedPageBreak/>
+        <w:t>5.2.5. Trello Status and Blockers</w:t>
+      </w:r>
+    </w:p>
+    <w:p>
+      <w:pPr>
+        <w:rPr>
+          <w:lang w:val="en-US"/>
+        </w:rPr>
+      </w:pPr>
+      <w:r>
+        <w:rPr>
+          <w:lang w:val="en-US"/>
+        </w:rPr>
+        <w:t>The board includes lists for Product Backlog, Sprint 1, In Progress, Review/QA, Done, and a dedicated blocked list for missing Ultraport information. Identified blockers include the definition of mandatory ANCI ticket fields, INVGATE API access/authentication, official templates, the process diagram, expected ticket volume/performance, confirmation of the third responsible party, and validation of RF-14 regarding personal data.</w:t>
       </w:r>
     </w:p>
     <w:tbl>
@@ -3060,7 +5323,6 @@
                 <w:sz w:val="28"/>
                 <w:szCs w:val="28"/>
               </w:rPr>
-              <w:lastRenderedPageBreak/>
               <w:t xml:space="preserve">6. Evidence / </w:t>
             </w:r>
             <w:proofErr w:type="spellStart"/>
@@ -3158,6 +5420,7 @@
                 <w:rFonts w:ascii="Calibri" w:hAnsi="Calibri"/>
                 <w:b/>
                 <w:color w:val="1F3864" w:themeColor="accent1" w:themeShade="80"/>
+                <w:lang w:val="en-US"/>
               </w:rPr>
             </w:pPr>
           </w:p>
@@ -4240,7 +6503,6 @@
                 <w:sz w:val="28"/>
                 <w:szCs w:val="28"/>
               </w:rPr>
-              <w:lastRenderedPageBreak/>
               <w:t>7. Work Plan</w:t>
             </w:r>
           </w:p>
@@ -4544,8 +6806,17 @@
                 <w:rFonts w:ascii="Calibri" w:hAnsi="Calibri"/>
                 <w:color w:val="1F3864" w:themeColor="accent1" w:themeShade="80"/>
               </w:rPr>
-              <w:t xml:space="preserve"> Description</w:t>
-            </w:r>
+              <w:t xml:space="preserve"> </w:t>
+            </w:r>
+            <w:proofErr w:type="spellStart"/>
+            <w:r>
+              <w:rPr>
+                <w:rFonts w:ascii="Calibri" w:hAnsi="Calibri"/>
+                <w:color w:val="1F3864" w:themeColor="accent1" w:themeShade="80"/>
+              </w:rPr>
+              <w:t>Description</w:t>
+            </w:r>
+            <w:proofErr w:type="spellEnd"/>
           </w:p>
         </w:tc>
         <w:tc>
@@ -4850,18 +7121,7 @@
                 <w:szCs w:val="20"/>
                 <w:lang w:eastAsia="es-CL"/>
               </w:rPr>
-              <w:t>Weeks 1–3</w:t>
-            </w:r>
-            <w:r>
-              <w:rPr>
-                <w:rFonts w:ascii="Calibri" w:hAnsi="Calibri" w:cs="Arial"/>
-                <w:i/>
-                <w:color w:val="44546A" w:themeColor="text2"/>
-                <w:sz w:val="18"/>
-                <w:szCs w:val="20"/>
-                <w:lang w:eastAsia="es-CL"/>
-              </w:rPr>
-              <w:t xml:space="preserve"> </w:t>
+              <w:t xml:space="preserve">Weeks 1–3 </w:t>
             </w:r>
           </w:p>
         </w:tc>
@@ -5331,8 +7591,21 @@
                 <w:szCs w:val="20"/>
                 <w:lang w:eastAsia="es-CL"/>
               </w:rPr>
-              <w:t>Data Model Construction</w:t>
-            </w:r>
+              <w:t xml:space="preserve">Data Model </w:t>
+            </w:r>
+            <w:proofErr w:type="spellStart"/>
+            <w:r>
+              <w:rPr>
+                <w:rFonts w:ascii="Calibri" w:hAnsi="Calibri" w:cs="Arial"/>
+                <w:i/>
+                <w:color w:val="44546A" w:themeColor="text2"/>
+                <w:sz w:val="18"/>
+                <w:szCs w:val="20"/>
+                <w:lang w:eastAsia="es-CL"/>
+              </w:rPr>
+              <w:t>Construction</w:t>
+            </w:r>
+            <w:proofErr w:type="spellEnd"/>
           </w:p>
         </w:tc>
         <w:tc>
@@ -5583,8 +7856,21 @@
                 <w:szCs w:val="20"/>
                 <w:lang w:eastAsia="es-CL"/>
               </w:rPr>
-              <w:t>Software Development</w:t>
-            </w:r>
+              <w:t xml:space="preserve">Software </w:t>
+            </w:r>
+            <w:proofErr w:type="spellStart"/>
+            <w:r>
+              <w:rPr>
+                <w:rFonts w:ascii="Calibri" w:hAnsi="Calibri" w:cs="Arial"/>
+                <w:i/>
+                <w:color w:val="44546A" w:themeColor="text2"/>
+                <w:sz w:val="18"/>
+                <w:szCs w:val="20"/>
+                <w:lang w:eastAsia="es-CL"/>
+              </w:rPr>
+              <w:t>Development</w:t>
+            </w:r>
+            <w:proofErr w:type="spellEnd"/>
           </w:p>
         </w:tc>
         <w:tc>
@@ -5965,7 +8251,19 @@
                 <w:szCs w:val="20"/>
                 <w:lang w:val="en-US" w:eastAsia="es-CL"/>
               </w:rPr>
-              <w:t>Conduct sprint retrospective, refine backlog based on feedback, and finalize progress report.</w:t>
+              <w:t xml:space="preserve">Conduct sprint retrospective, refine backlog based on </w:t>
+            </w:r>
+            <w:r>
+              <w:rPr>
+                <w:rFonts w:ascii="Calibri" w:hAnsi="Calibri" w:cs="Arial"/>
+                <w:i/>
+                <w:color w:val="44546A" w:themeColor="text2"/>
+                <w:sz w:val="18"/>
+                <w:szCs w:val="20"/>
+                <w:lang w:val="en-US" w:eastAsia="es-CL"/>
+              </w:rPr>
+              <w:lastRenderedPageBreak/>
+              <w:t>feedback, and finalize progress report.</w:t>
             </w:r>
           </w:p>
         </w:tc>
@@ -5994,6 +8292,7 @@
                 <w:szCs w:val="20"/>
                 <w:lang w:val="en-US" w:eastAsia="es-CL"/>
               </w:rPr>
+              <w:lastRenderedPageBreak/>
               <w:t>Sprint Backlog, Progress Report template.</w:t>
             </w:r>
           </w:p>
@@ -6249,9 +8548,17 @@
                 <w:szCs w:val="20"/>
                 <w:lang w:val="en-US" w:eastAsia="es-CL"/>
               </w:rPr>
-              <w:t xml:space="preserve">Final Sprint — Testing, Final </w:t>
-            </w:r>
-            <w:r>
+              <w:t>Final Sprint — Testing, Final Report &amp; Presentation</w:t>
+            </w:r>
+          </w:p>
+        </w:tc>
+        <w:tc>
+          <w:tcPr>
+            <w:tcW w:w="1580" w:type="dxa"/>
+          </w:tcPr>
+          <w:p>
+            <w:pPr>
+              <w:jc w:val="center"/>
               <w:rPr>
                 <w:rFonts w:ascii="Calibri" w:hAnsi="Calibri" w:cs="Arial"/>
                 <w:i/>
@@ -6260,8 +8567,17 @@
                 <w:szCs w:val="20"/>
                 <w:lang w:val="en-US" w:eastAsia="es-CL"/>
               </w:rPr>
-              <w:lastRenderedPageBreak/>
-              <w:t>Report &amp; Presentation</w:t>
+            </w:pPr>
+            <w:r>
+              <w:rPr>
+                <w:rFonts w:ascii="Calibri" w:hAnsi="Calibri" w:cs="Arial"/>
+                <w:i/>
+                <w:color w:val="44546A" w:themeColor="text2"/>
+                <w:sz w:val="18"/>
+                <w:szCs w:val="20"/>
+                <w:lang w:val="en-US" w:eastAsia="es-CL"/>
+              </w:rPr>
+              <w:t>Execute tests, fulfill Definition of Done, compile final report, and prepare committee defense.</w:t>
             </w:r>
           </w:p>
         </w:tc>
@@ -6271,7 +8587,7 @@
           </w:tcPr>
           <w:p>
             <w:pPr>
-              <w:jc w:val="center"/>
+              <w:jc w:val="both"/>
               <w:rPr>
                 <w:rFonts w:ascii="Calibri" w:hAnsi="Calibri" w:cs="Arial"/>
                 <w:i/>
@@ -6290,62 +8606,7 @@
                 <w:szCs w:val="20"/>
                 <w:lang w:val="en-US" w:eastAsia="es-CL"/>
               </w:rPr>
-              <w:lastRenderedPageBreak/>
-              <w:t xml:space="preserve">Execute tests, fulfill Definition of Done, compile final report, and </w:t>
-            </w:r>
-            <w:r>
-              <w:rPr>
-                <w:rFonts w:ascii="Calibri" w:hAnsi="Calibri" w:cs="Arial"/>
-                <w:i/>
-                <w:color w:val="44546A" w:themeColor="text2"/>
-                <w:sz w:val="18"/>
-                <w:szCs w:val="20"/>
-                <w:lang w:val="en-US" w:eastAsia="es-CL"/>
-              </w:rPr>
-              <w:lastRenderedPageBreak/>
-              <w:t>prepare committee defense.</w:t>
-            </w:r>
-          </w:p>
-        </w:tc>
-        <w:tc>
-          <w:tcPr>
-            <w:tcW w:w="1580" w:type="dxa"/>
-          </w:tcPr>
-          <w:p>
-            <w:pPr>
-              <w:jc w:val="both"/>
-              <w:rPr>
-                <w:rFonts w:ascii="Calibri" w:hAnsi="Calibri" w:cs="Arial"/>
-                <w:i/>
-                <w:color w:val="44546A" w:themeColor="text2"/>
-                <w:sz w:val="18"/>
-                <w:szCs w:val="20"/>
-                <w:lang w:val="en-US" w:eastAsia="es-CL"/>
-              </w:rPr>
-            </w:pPr>
-            <w:r>
-              <w:rPr>
-                <w:rFonts w:ascii="Calibri" w:hAnsi="Calibri" w:cs="Arial"/>
-                <w:i/>
-                <w:color w:val="44546A" w:themeColor="text2"/>
-                <w:sz w:val="18"/>
-                <w:szCs w:val="20"/>
-                <w:lang w:val="en-US" w:eastAsia="es-CL"/>
-              </w:rPr>
-              <w:lastRenderedPageBreak/>
-              <w:t xml:space="preserve">Test environment, Final Report </w:t>
-            </w:r>
-            <w:r>
-              <w:rPr>
-                <w:rFonts w:ascii="Calibri" w:hAnsi="Calibri" w:cs="Arial"/>
-                <w:i/>
-                <w:color w:val="44546A" w:themeColor="text2"/>
-                <w:sz w:val="18"/>
-                <w:szCs w:val="20"/>
-                <w:lang w:val="en-US" w:eastAsia="es-CL"/>
-              </w:rPr>
-              <w:lastRenderedPageBreak/>
-              <w:t>template, Repository.</w:t>
+              <w:t>Test environment, Final Report template, Repository.</w:t>
             </w:r>
           </w:p>
         </w:tc>
@@ -6377,7 +8638,6 @@
                 <w:szCs w:val="20"/>
                 <w:lang w:eastAsia="es-CL"/>
               </w:rPr>
-              <w:lastRenderedPageBreak/>
               <w:t>Weeks 14–18</w:t>
             </w:r>
           </w:p>
@@ -6440,19 +8700,7 @@
                 <w:szCs w:val="20"/>
                 <w:lang w:val="en-US" w:eastAsia="es-CL"/>
               </w:rPr>
-              <w:t xml:space="preserve">Phase 2 Final (30%) &amp; Phase 3 </w:t>
-            </w:r>
-            <w:r>
-              <w:rPr>
-                <w:rFonts w:ascii="Calibri" w:hAnsi="Calibri" w:cs="Arial"/>
-                <w:i/>
-                <w:color w:val="44546A" w:themeColor="text2"/>
-                <w:sz w:val="18"/>
-                <w:szCs w:val="20"/>
-                <w:lang w:val="en-US" w:eastAsia="es-CL"/>
-              </w:rPr>
-              <w:lastRenderedPageBreak/>
-              <w:t>(30%) Summative Assessments.</w:t>
+              <w:t>Phase 2 Final (30%) &amp; Phase 3 (30%) Summative Assessments.</w:t>
             </w:r>
           </w:p>
         </w:tc>
@@ -8734,8 +10982,36 @@
                 <w:sz w:val="16"/>
                 <w:szCs w:val="16"/>
               </w:rPr>
-              <w:t xml:space="preserve"> + Progress Report</w:t>
-            </w:r>
+              <w:t xml:space="preserve"> + </w:t>
+            </w:r>
+            <w:proofErr w:type="spellStart"/>
+            <w:r>
+              <w:rPr>
+                <w:b/>
+                <w:sz w:val="16"/>
+                <w:szCs w:val="16"/>
+              </w:rPr>
+              <w:t>Progress</w:t>
+            </w:r>
+            <w:proofErr w:type="spellEnd"/>
+            <w:r>
+              <w:rPr>
+                <w:b/>
+                <w:sz w:val="16"/>
+                <w:szCs w:val="16"/>
+              </w:rPr>
+              <w:t xml:space="preserve"> </w:t>
+            </w:r>
+            <w:proofErr w:type="spellStart"/>
+            <w:r>
+              <w:rPr>
+                <w:b/>
+                <w:sz w:val="16"/>
+                <w:szCs w:val="16"/>
+              </w:rPr>
+              <w:t>Report</w:t>
+            </w:r>
+            <w:proofErr w:type="spellEnd"/>
           </w:p>
         </w:tc>
         <w:tc>
@@ -11786,21 +14062,6 @@
 </file>
 
 <file path=customXml/item1.xml><?xml version="1.0" encoding="utf-8"?>
-<p:properties xmlns:p="http://schemas.microsoft.com/office/2006/metadata/properties" xmlns:xsi="http://www.w3.org/2001/XMLSchema-instance" xmlns:pc="http://schemas.microsoft.com/office/infopath/2007/PartnerControls">
-  <documentManagement/>
-</p:properties>
-</file>
-
-<file path=customXml/item2.xml><?xml version="1.0" encoding="utf-8"?>
-<?mso-contentType ?>
-<FormTemplates xmlns="http://schemas.microsoft.com/sharepoint/v3/contenttype/forms">
-  <Display>DocumentLibraryForm</Display>
-  <Edit>DocumentLibraryForm</Edit>
-  <New>DocumentLibraryForm</New>
-</FormTemplates>
-</file>
-
-<file path=customXml/item3.xml><?xml version="1.0" encoding="utf-8"?>
 <ct:contentTypeSchema xmlns:ct="http://schemas.microsoft.com/office/2006/metadata/contentType" xmlns:ma="http://schemas.microsoft.com/office/2006/metadata/properties/metaAttributes" ct:_="" ma:_="" ma:contentTypeName="Documento" ma:contentTypeID="0x010100E96778489EE7714D8BD12CC105EB918B" ma:contentTypeVersion="2" ma:contentTypeDescription="Crear nuevo documento." ma:contentTypeScope="" ma:versionID="416c5c7ae9b5d54d83875cd3c65194e3">
   <xsd:schema xmlns:xsd="http://www.w3.org/2001/XMLSchema" xmlns:xs="http://www.w3.org/2001/XMLSchema" xmlns:p="http://schemas.microsoft.com/office/2006/metadata/properties" xmlns:ns2="126e8a1c-9ea9-435a-ac89-d06c80d62e30" targetNamespace="http://schemas.microsoft.com/office/2006/metadata/properties" ma:root="true" ma:fieldsID="70a237c842677bd850644f8595079f5e" ns2:_="">
     <xsd:import namespace="126e8a1c-9ea9-435a-ac89-d06c80d62e30"/>
@@ -11932,24 +14193,22 @@
 </ct:contentTypeSchema>
 </file>
 
-<file path=customXml/itemProps1.xml><?xml version="1.0" encoding="utf-8"?>
-<ds:datastoreItem xmlns:ds="http://schemas.openxmlformats.org/officeDocument/2006/customXml" ds:itemID="{38174882-579A-45DC-A704-C035A9357F73}">
-  <ds:schemaRefs>
-    <ds:schemaRef ds:uri="http://schemas.microsoft.com/office/2006/metadata/properties"/>
-    <ds:schemaRef ds:uri="http://schemas.microsoft.com/office/infopath/2007/PartnerControls"/>
-  </ds:schemaRefs>
-</ds:datastoreItem>
+<file path=customXml/item2.xml><?xml version="1.0" encoding="utf-8"?>
+<?mso-contentType ?>
+<FormTemplates xmlns="http://schemas.microsoft.com/sharepoint/v3/contenttype/forms">
+  <Display>DocumentLibraryForm</Display>
+  <Edit>DocumentLibraryForm</Edit>
+  <New>DocumentLibraryForm</New>
+</FormTemplates>
 </file>
 
-<file path=customXml/itemProps2.xml><?xml version="1.0" encoding="utf-8"?>
-<ds:datastoreItem xmlns:ds="http://schemas.openxmlformats.org/officeDocument/2006/customXml" ds:itemID="{F3E3E2F7-59E7-4722-B872-D023DC9D1CC1}">
-  <ds:schemaRefs>
-    <ds:schemaRef ds:uri="http://schemas.microsoft.com/sharepoint/v3/contenttype/forms"/>
-  </ds:schemaRefs>
-</ds:datastoreItem>
+<file path=customXml/item3.xml><?xml version="1.0" encoding="utf-8"?>
+<p:properties xmlns:p="http://schemas.microsoft.com/office/2006/metadata/properties" xmlns:xsi="http://www.w3.org/2001/XMLSchema-instance" xmlns:pc="http://schemas.microsoft.com/office/infopath/2007/PartnerControls">
+  <documentManagement/>
+</p:properties>
 </file>
 
-<file path=customXml/itemProps3.xml><?xml version="1.0" encoding="utf-8"?>
+<file path=customXml/itemProps1.xml><?xml version="1.0" encoding="utf-8"?>
 <ds:datastoreItem xmlns:ds="http://schemas.openxmlformats.org/officeDocument/2006/customXml" ds:itemID="{7C9B9CFF-B258-43B4-948A-968A031773F5}">
   <ds:schemaRefs>
     <ds:schemaRef ds:uri="http://schemas.microsoft.com/office/2006/metadata/contentType"/>
@@ -11965,4 +14224,21 @@
     <ds:schemaRef ds:uri="http://schemas.microsoft.com/internal/obd"/>
   </ds:schemaRefs>
 </ds:datastoreItem>
+</file>
+
+<file path=customXml/itemProps2.xml><?xml version="1.0" encoding="utf-8"?>
+<ds:datastoreItem xmlns:ds="http://schemas.openxmlformats.org/officeDocument/2006/customXml" ds:itemID="{F3E3E2F7-59E7-4722-B872-D023DC9D1CC1}">
+  <ds:schemaRefs>
+    <ds:schemaRef ds:uri="http://schemas.microsoft.com/sharepoint/v3/contenttype/forms"/>
+  </ds:schemaRefs>
+</ds:datastoreItem>
+</file>
+
+<file path=customXml/itemProps3.xml><?xml version="1.0" encoding="utf-8"?>
+<ds:datastoreItem xmlns:ds="http://schemas.openxmlformats.org/officeDocument/2006/customXml" ds:itemID="{38174882-579A-45DC-A704-C035A9357F73}">
+  <ds:schemaRefs>
+    <ds:schemaRef ds:uri="http://schemas.microsoft.com/office/2006/metadata/properties"/>
+    <ds:schemaRef ds:uri="http://schemas.microsoft.com/office/infopath/2007/PartnerControls"/>
+  </ds:schemaRefs>
+</ds:datastoreItem>
 </file>